--- a/Buoi6/BÁO CÁO TÓM TẮT KIỂM THỬ.docx
+++ b/Buoi6/BÁO CÁO TÓM TẮT KIỂM THỬ.docx
@@ -142,7 +142,15 @@
           <w:sz w:val="26"/>
           <w:szCs w:val="26"/>
         </w:rPr>
-        <w:t xml:space="preserve"> Báo </w:t>
+        <w:t xml:space="preserve"> </w:t>
+      </w:r>
+      <w:r>
+        <w:rPr>
+          <w:rFonts w:cs="Times New Roman"/>
+          <w:sz w:val="26"/>
+          <w:szCs w:val="26"/>
+        </w:rPr>
+        <w:t xml:space="preserve">Báo </w:t>
       </w:r>
       <w:proofErr w:type="spellStart"/>
       <w:r>
@@ -412,6 +420,24 @@
           <w:sz w:val="26"/>
           <w:szCs w:val="26"/>
         </w:rPr>
+        <w:t xml:space="preserve"> (Integration Test) </w:t>
+      </w:r>
+      <w:proofErr w:type="spellStart"/>
+      <w:r>
+        <w:rPr>
+          <w:rFonts w:cs="Times New Roman"/>
+          <w:sz w:val="26"/>
+          <w:szCs w:val="26"/>
+        </w:rPr>
+        <w:t>cho</w:t>
+      </w:r>
+      <w:proofErr w:type="spellEnd"/>
+      <w:r>
+        <w:rPr>
+          <w:rFonts w:cs="Times New Roman"/>
+          <w:sz w:val="26"/>
+          <w:szCs w:val="26"/>
+        </w:rPr>
         <w:t xml:space="preserve"> </w:t>
       </w:r>
       <w:proofErr w:type="spellStart"/>
@@ -421,24 +447,6 @@
           <w:sz w:val="26"/>
           <w:szCs w:val="26"/>
         </w:rPr>
-        <w:t>cho</w:t>
-      </w:r>
-      <w:proofErr w:type="spellEnd"/>
-      <w:r>
-        <w:rPr>
-          <w:rFonts w:cs="Times New Roman"/>
-          <w:sz w:val="26"/>
-          <w:szCs w:val="26"/>
-        </w:rPr>
-        <w:t xml:space="preserve"> </w:t>
-      </w:r>
-      <w:proofErr w:type="spellStart"/>
-      <w:r>
-        <w:rPr>
-          <w:rFonts w:cs="Times New Roman"/>
-          <w:sz w:val="26"/>
-          <w:szCs w:val="26"/>
-        </w:rPr>
         <w:t>bài</w:t>
       </w:r>
       <w:proofErr w:type="spellEnd"/>
@@ -448,7 +456,7 @@
           <w:sz w:val="26"/>
           <w:szCs w:val="26"/>
         </w:rPr>
-        <w:t xml:space="preserve"> Lab 5.</w:t>
+        <w:t xml:space="preserve"> Lab 6.</w:t>
       </w:r>
     </w:p>
     <w:p>
@@ -582,25 +590,7 @@
           <w:sz w:val="26"/>
           <w:szCs w:val="26"/>
         </w:rPr>
-        <w:t xml:space="preserve"> 1 (</w:t>
-      </w:r>
-      <w:proofErr w:type="spellStart"/>
-      <w:r>
-        <w:rPr>
-          <w:rFonts w:cs="Times New Roman"/>
-          <w:sz w:val="26"/>
-          <w:szCs w:val="26"/>
-        </w:rPr>
-        <w:t>MathFunc</w:t>
-      </w:r>
-      <w:proofErr w:type="spellEnd"/>
-      <w:r>
-        <w:rPr>
-          <w:rFonts w:cs="Times New Roman"/>
-          <w:sz w:val="26"/>
-          <w:szCs w:val="26"/>
-        </w:rPr>
-        <w:t xml:space="preserve">), </w:t>
+        <w:t xml:space="preserve"> 1 (Exception), </w:t>
       </w:r>
       <w:proofErr w:type="spellStart"/>
       <w:r>
@@ -618,7 +608,7 @@
           <w:sz w:val="26"/>
           <w:szCs w:val="26"/>
         </w:rPr>
-        <w:t xml:space="preserve"> 2 (Test Suite), </w:t>
+        <w:t xml:space="preserve"> 2 (Rules), </w:t>
       </w:r>
       <w:proofErr w:type="spellStart"/>
       <w:r>
@@ -636,52 +626,16 @@
           <w:sz w:val="26"/>
           <w:szCs w:val="26"/>
         </w:rPr>
-        <w:t xml:space="preserve"> 3 (Annotations), </w:t>
-      </w:r>
-      <w:proofErr w:type="spellStart"/>
-      <w:r>
-        <w:rPr>
-          <w:rFonts w:cs="Times New Roman"/>
-          <w:sz w:val="26"/>
-          <w:szCs w:val="26"/>
-        </w:rPr>
-        <w:t>Bài</w:t>
-      </w:r>
-      <w:proofErr w:type="spellEnd"/>
-      <w:r>
-        <w:rPr>
-          <w:rFonts w:cs="Times New Roman"/>
-          <w:sz w:val="26"/>
-          <w:szCs w:val="26"/>
-        </w:rPr>
-        <w:t xml:space="preserve"> 4 (</w:t>
-      </w:r>
-      <w:proofErr w:type="spellStart"/>
-      <w:r>
-        <w:rPr>
-          <w:rFonts w:cs="Times New Roman"/>
-          <w:sz w:val="26"/>
-          <w:szCs w:val="26"/>
-        </w:rPr>
-        <w:t>Tính</w:t>
-      </w:r>
-      <w:proofErr w:type="spellEnd"/>
-      <w:r>
-        <w:rPr>
-          <w:rFonts w:cs="Times New Roman"/>
-          <w:sz w:val="26"/>
-          <w:szCs w:val="26"/>
-        </w:rPr>
-        <w:t xml:space="preserve"> </w:t>
-      </w:r>
-      <w:proofErr w:type="spellStart"/>
-      <w:r>
-        <w:rPr>
-          <w:rFonts w:cs="Times New Roman"/>
-          <w:sz w:val="26"/>
-          <w:szCs w:val="26"/>
-        </w:rPr>
-        <w:t>tiền</w:t>
+        <w:t xml:space="preserve"> 3 (</w:t>
+      </w:r>
+      <w:proofErr w:type="spellStart"/>
+      <w:r>
+        <w:rPr>
+          <w:rFonts w:cs="Times New Roman"/>
+          <w:sz w:val="26"/>
+          <w:szCs w:val="26"/>
+        </w:rPr>
+        <w:t>ErrorCollector</w:t>
       </w:r>
       <w:proofErr w:type="spellEnd"/>
       <w:r>
@@ -707,14 +661,22 @@
           <w:szCs w:val="26"/>
         </w:rPr>
       </w:pPr>
-      <w:proofErr w:type="spellStart"/>
-      <w:r>
-        <w:rPr>
-          <w:rFonts w:cs="Times New Roman"/>
-          <w:sz w:val="26"/>
-          <w:szCs w:val="26"/>
-        </w:rPr>
-        <w:t>Ứng</w:t>
+      <w:r>
+        <w:rPr>
+          <w:rFonts w:cs="Times New Roman"/>
+          <w:sz w:val="26"/>
+          <w:szCs w:val="26"/>
+        </w:rPr>
+        <w:t xml:space="preserve">Các </w:t>
+      </w:r>
+      <w:proofErr w:type="spellStart"/>
+      <w:r>
+        <w:rPr>
+          <w:rFonts w:cs="Times New Roman"/>
+          <w:sz w:val="26"/>
+          <w:szCs w:val="26"/>
+        </w:rPr>
+        <w:t>ứng</w:t>
       </w:r>
       <w:proofErr w:type="spellEnd"/>
       <w:r>
@@ -741,25 +703,7 @@
           <w:sz w:val="26"/>
           <w:szCs w:val="26"/>
         </w:rPr>
-        <w:t xml:space="preserve"> </w:t>
-      </w:r>
-      <w:proofErr w:type="spellStart"/>
-      <w:r>
-        <w:rPr>
-          <w:rFonts w:cs="Times New Roman"/>
-          <w:sz w:val="26"/>
-          <w:szCs w:val="26"/>
-        </w:rPr>
-        <w:t>chính</w:t>
-      </w:r>
-      <w:proofErr w:type="spellEnd"/>
-      <w:r>
-        <w:rPr>
-          <w:rFonts w:cs="Times New Roman"/>
-          <w:sz w:val="26"/>
-          <w:szCs w:val="26"/>
-        </w:rPr>
-        <w:t xml:space="preserve">: </w:t>
+        <w:t xml:space="preserve"> Database: </w:t>
       </w:r>
       <w:proofErr w:type="spellStart"/>
       <w:r>
@@ -777,97 +721,43 @@
           <w:sz w:val="26"/>
           <w:szCs w:val="26"/>
         </w:rPr>
-        <w:t xml:space="preserve"> 5 (</w:t>
-      </w:r>
-      <w:proofErr w:type="spellStart"/>
-      <w:r>
-        <w:rPr>
-          <w:rFonts w:cs="Times New Roman"/>
-          <w:sz w:val="26"/>
-          <w:szCs w:val="26"/>
-        </w:rPr>
-        <w:t>Đăng</w:t>
-      </w:r>
-      <w:proofErr w:type="spellEnd"/>
-      <w:r>
-        <w:rPr>
-          <w:rFonts w:cs="Times New Roman"/>
-          <w:sz w:val="26"/>
-          <w:szCs w:val="26"/>
-        </w:rPr>
-        <w:t xml:space="preserve"> </w:t>
-      </w:r>
-      <w:proofErr w:type="spellStart"/>
-      <w:r>
-        <w:rPr>
-          <w:rFonts w:cs="Times New Roman"/>
-          <w:sz w:val="26"/>
-          <w:szCs w:val="26"/>
-        </w:rPr>
-        <w:t>ký</w:t>
-      </w:r>
-      <w:proofErr w:type="spellEnd"/>
-      <w:r>
-        <w:rPr>
-          <w:rFonts w:cs="Times New Roman"/>
-          <w:sz w:val="26"/>
-          <w:szCs w:val="26"/>
-        </w:rPr>
-        <w:t xml:space="preserve"> </w:t>
-      </w:r>
-      <w:proofErr w:type="spellStart"/>
-      <w:r>
-        <w:rPr>
-          <w:rFonts w:cs="Times New Roman"/>
-          <w:sz w:val="26"/>
-          <w:szCs w:val="26"/>
-        </w:rPr>
-        <w:t>khách</w:t>
-      </w:r>
-      <w:proofErr w:type="spellEnd"/>
-      <w:r>
-        <w:rPr>
-          <w:rFonts w:cs="Times New Roman"/>
-          <w:sz w:val="26"/>
-          <w:szCs w:val="26"/>
-        </w:rPr>
-        <w:t xml:space="preserve"> </w:t>
-      </w:r>
-      <w:proofErr w:type="spellStart"/>
-      <w:r>
-        <w:rPr>
-          <w:rFonts w:cs="Times New Roman"/>
-          <w:sz w:val="26"/>
-          <w:szCs w:val="26"/>
-        </w:rPr>
-        <w:t>hàng</w:t>
-      </w:r>
-      <w:proofErr w:type="spellEnd"/>
-      <w:r>
-        <w:rPr>
-          <w:rFonts w:cs="Times New Roman"/>
-          <w:sz w:val="26"/>
-          <w:szCs w:val="26"/>
-        </w:rPr>
-        <w:t xml:space="preserve"> </w:t>
-      </w:r>
-      <w:proofErr w:type="spellStart"/>
-      <w:r>
-        <w:rPr>
-          <w:rFonts w:cs="Times New Roman"/>
-          <w:sz w:val="26"/>
-          <w:szCs w:val="26"/>
-        </w:rPr>
-        <w:t>với</w:t>
-      </w:r>
-      <w:proofErr w:type="spellEnd"/>
-      <w:r>
-        <w:rPr>
-          <w:rFonts w:cs="Times New Roman"/>
-          <w:sz w:val="26"/>
-          <w:szCs w:val="26"/>
-        </w:rPr>
-        <w:t xml:space="preserve"> SQL Server).</w:t>
+        <w:t xml:space="preserve"> 4 (Organization Unit), </w:t>
+      </w:r>
+      <w:proofErr w:type="spellStart"/>
+      <w:r>
+        <w:rPr>
+          <w:rFonts w:cs="Times New Roman"/>
+          <w:sz w:val="26"/>
+          <w:szCs w:val="26"/>
+        </w:rPr>
+        <w:t>Bài</w:t>
+      </w:r>
+      <w:proofErr w:type="spellEnd"/>
+      <w:r>
+        <w:rPr>
+          <w:rFonts w:cs="Times New Roman"/>
+          <w:sz w:val="26"/>
+          <w:szCs w:val="26"/>
+        </w:rPr>
+        <w:t xml:space="preserve"> 5 (Job Title), </w:t>
+      </w:r>
+      <w:proofErr w:type="spellStart"/>
+      <w:r>
+        <w:rPr>
+          <w:rFonts w:cs="Times New Roman"/>
+          <w:sz w:val="26"/>
+          <w:szCs w:val="26"/>
+        </w:rPr>
+        <w:t>Bài</w:t>
+      </w:r>
+      <w:proofErr w:type="spellEnd"/>
+      <w:r>
+        <w:rPr>
+          <w:rFonts w:cs="Times New Roman"/>
+          <w:sz w:val="26"/>
+          <w:szCs w:val="26"/>
+        </w:rPr>
+        <w:t xml:space="preserve"> 6 (User Management).</w:t>
       </w:r>
     </w:p>
     <w:p>
@@ -1224,7 +1114,7 @@
           <w:sz w:val="26"/>
           <w:szCs w:val="26"/>
         </w:rPr>
-        <w:t xml:space="preserve"> Test Case: 30</w:t>
+        <w:t xml:space="preserve"> Test Case: 25</w:t>
       </w:r>
     </w:p>
     <w:p>
@@ -1276,7 +1166,7 @@
           <w:sz w:val="26"/>
           <w:szCs w:val="26"/>
         </w:rPr>
-        <w:t xml:space="preserve"> (Pass): 27 (90%)</w:t>
+        <w:t xml:space="preserve"> (Pass): 23 (92%)</w:t>
       </w:r>
     </w:p>
     <w:p>
@@ -1328,7 +1218,7 @@
           <w:sz w:val="26"/>
           <w:szCs w:val="26"/>
         </w:rPr>
-        <w:t xml:space="preserve"> (Fail): 1 (3.3%)</w:t>
+        <w:t xml:space="preserve"> (Fail): 2 (8%)</w:t>
       </w:r>
     </w:p>
     <w:p>
@@ -1380,7 +1270,7 @@
           <w:sz w:val="26"/>
           <w:szCs w:val="26"/>
         </w:rPr>
-        <w:t xml:space="preserve"> qua (Ignored): 2 (6.7%)</w:t>
+        <w:t xml:space="preserve"> qua (Ignored): 0 (0%)</w:t>
       </w:r>
     </w:p>
     <w:p>
@@ -1538,7 +1428,7 @@
           <w:sz w:val="26"/>
           <w:szCs w:val="26"/>
         </w:rPr>
-        <w:t>1</w:t>
+        <w:t>2</w:t>
       </w:r>
     </w:p>
     <w:p>
@@ -1608,7 +1498,6 @@
           <w:numId w:val="28"/>
         </w:numPr>
         <w:spacing w:line="360" w:lineRule="auto"/>
-        <w:ind w:left="1080"/>
         <w:jc w:val="both"/>
         <w:rPr>
           <w:rFonts w:cs="Times New Roman"/>
@@ -1622,7 +1511,193 @@
           <w:sz w:val="26"/>
           <w:szCs w:val="26"/>
         </w:rPr>
-        <w:t xml:space="preserve">BUG_KHACHHANG_001: </w:t>
+        <w:t xml:space="preserve">BUG_JOB_001 (High): </w:t>
+      </w:r>
+      <w:proofErr w:type="spellStart"/>
+      <w:r>
+        <w:rPr>
+          <w:rFonts w:cs="Times New Roman"/>
+          <w:sz w:val="26"/>
+          <w:szCs w:val="26"/>
+        </w:rPr>
+        <w:t>Lỗ</w:t>
+      </w:r>
+      <w:proofErr w:type="spellEnd"/>
+      <w:r>
+        <w:rPr>
+          <w:rFonts w:cs="Times New Roman"/>
+          <w:sz w:val="26"/>
+          <w:szCs w:val="26"/>
+        </w:rPr>
+        <w:t xml:space="preserve"> </w:t>
+      </w:r>
+      <w:proofErr w:type="spellStart"/>
+      <w:r>
+        <w:rPr>
+          <w:rFonts w:cs="Times New Roman"/>
+          <w:sz w:val="26"/>
+          <w:szCs w:val="26"/>
+        </w:rPr>
+        <w:t>hổng</w:t>
+      </w:r>
+      <w:proofErr w:type="spellEnd"/>
+      <w:r>
+        <w:rPr>
+          <w:rFonts w:cs="Times New Roman"/>
+          <w:sz w:val="26"/>
+          <w:szCs w:val="26"/>
+        </w:rPr>
+        <w:t xml:space="preserve"> XSS </w:t>
+      </w:r>
+      <w:proofErr w:type="spellStart"/>
+      <w:r>
+        <w:rPr>
+          <w:rFonts w:cs="Times New Roman"/>
+          <w:sz w:val="26"/>
+          <w:szCs w:val="26"/>
+        </w:rPr>
+        <w:t>tại</w:t>
+      </w:r>
+      <w:proofErr w:type="spellEnd"/>
+      <w:r>
+        <w:rPr>
+          <w:rFonts w:cs="Times New Roman"/>
+          <w:sz w:val="26"/>
+          <w:szCs w:val="26"/>
+        </w:rPr>
+        <w:t xml:space="preserve"> </w:t>
+      </w:r>
+      <w:proofErr w:type="spellStart"/>
+      <w:r>
+        <w:rPr>
+          <w:rFonts w:cs="Times New Roman"/>
+          <w:sz w:val="26"/>
+          <w:szCs w:val="26"/>
+        </w:rPr>
+        <w:t>màn</w:t>
+      </w:r>
+      <w:proofErr w:type="spellEnd"/>
+      <w:r>
+        <w:rPr>
+          <w:rFonts w:cs="Times New Roman"/>
+          <w:sz w:val="26"/>
+          <w:szCs w:val="26"/>
+        </w:rPr>
+        <w:t xml:space="preserve"> </w:t>
+      </w:r>
+      <w:proofErr w:type="spellStart"/>
+      <w:r>
+        <w:rPr>
+          <w:rFonts w:cs="Times New Roman"/>
+          <w:sz w:val="26"/>
+          <w:szCs w:val="26"/>
+        </w:rPr>
+        <w:t>hình</w:t>
+      </w:r>
+      <w:proofErr w:type="spellEnd"/>
+      <w:r>
+        <w:rPr>
+          <w:rFonts w:cs="Times New Roman"/>
+          <w:sz w:val="26"/>
+          <w:szCs w:val="26"/>
+        </w:rPr>
+        <w:t xml:space="preserve"> Job Title (</w:t>
+      </w:r>
+      <w:proofErr w:type="spellStart"/>
+      <w:r>
+        <w:rPr>
+          <w:rFonts w:cs="Times New Roman"/>
+          <w:sz w:val="26"/>
+          <w:szCs w:val="26"/>
+        </w:rPr>
+        <w:t>cho</w:t>
+      </w:r>
+      <w:proofErr w:type="spellEnd"/>
+      <w:r>
+        <w:rPr>
+          <w:rFonts w:cs="Times New Roman"/>
+          <w:sz w:val="26"/>
+          <w:szCs w:val="26"/>
+        </w:rPr>
+        <w:t xml:space="preserve"> </w:t>
+      </w:r>
+      <w:proofErr w:type="spellStart"/>
+      <w:r>
+        <w:rPr>
+          <w:rFonts w:cs="Times New Roman"/>
+          <w:sz w:val="26"/>
+          <w:szCs w:val="26"/>
+        </w:rPr>
+        <w:t>phép</w:t>
+      </w:r>
+      <w:proofErr w:type="spellEnd"/>
+      <w:r>
+        <w:rPr>
+          <w:rFonts w:cs="Times New Roman"/>
+          <w:sz w:val="26"/>
+          <w:szCs w:val="26"/>
+        </w:rPr>
+        <w:t xml:space="preserve"> </w:t>
+      </w:r>
+      <w:proofErr w:type="spellStart"/>
+      <w:r>
+        <w:rPr>
+          <w:rFonts w:cs="Times New Roman"/>
+          <w:sz w:val="26"/>
+          <w:szCs w:val="26"/>
+        </w:rPr>
+        <w:t>nhập</w:t>
+      </w:r>
+      <w:proofErr w:type="spellEnd"/>
+      <w:r>
+        <w:rPr>
+          <w:rFonts w:cs="Times New Roman"/>
+          <w:sz w:val="26"/>
+          <w:szCs w:val="26"/>
+        </w:rPr>
+        <w:t xml:space="preserve"> </w:t>
+      </w:r>
+      <w:proofErr w:type="spellStart"/>
+      <w:r>
+        <w:rPr>
+          <w:rFonts w:cs="Times New Roman"/>
+          <w:sz w:val="26"/>
+          <w:szCs w:val="26"/>
+        </w:rPr>
+        <w:t>thẻ</w:t>
+      </w:r>
+      <w:proofErr w:type="spellEnd"/>
+      <w:r>
+        <w:rPr>
+          <w:rFonts w:cs="Times New Roman"/>
+          <w:sz w:val="26"/>
+          <w:szCs w:val="26"/>
+        </w:rPr>
+        <w:t xml:space="preserve"> script).</w:t>
+      </w:r>
+    </w:p>
+    <w:p>
+      <w:pPr>
+        <w:pStyle w:val="ListParagraph"/>
+        <w:numPr>
+          <w:ilvl w:val="0"/>
+          <w:numId w:val="28"/>
+        </w:numPr>
+        <w:spacing w:line="360" w:lineRule="auto"/>
+        <w:jc w:val="both"/>
+        <w:rPr>
+          <w:rFonts w:cs="Times New Roman"/>
+          <w:sz w:val="26"/>
+          <w:szCs w:val="26"/>
+        </w:rPr>
+      </w:pPr>
+      <w:r>
+        <w:rPr>
+          <w:rFonts w:cs="Times New Roman"/>
+          <w:sz w:val="26"/>
+          <w:szCs w:val="26"/>
+        </w:rPr>
+        <w:t xml:space="preserve">BUG_USER_002 (Medium): </w:t>
       </w:r>
       <w:proofErr w:type="spellStart"/>
       <w:r>
@@ -1667,7 +1742,7 @@
           <w:sz w:val="26"/>
           <w:szCs w:val="26"/>
         </w:rPr>
-        <w:t>cho</w:t>
+        <w:t>chấp</w:t>
       </w:r>
       <w:proofErr w:type="spellEnd"/>
       <w:r>
@@ -1685,7 +1760,7 @@
           <w:sz w:val="26"/>
           <w:szCs w:val="26"/>
         </w:rPr>
-        <w:t>phép</w:t>
+        <w:t>nhận</w:t>
       </w:r>
       <w:proofErr w:type="spellEnd"/>
       <w:r>
@@ -1703,7 +1778,7 @@
           <w:sz w:val="26"/>
           <w:szCs w:val="26"/>
         </w:rPr>
-        <w:t>đăng</w:t>
+        <w:t>mật</w:t>
       </w:r>
       <w:proofErr w:type="spellEnd"/>
       <w:r>
@@ -1721,6 +1796,42 @@
           <w:sz w:val="26"/>
           <w:szCs w:val="26"/>
         </w:rPr>
+        <w:t>khẩu</w:t>
+      </w:r>
+      <w:proofErr w:type="spellEnd"/>
+      <w:r>
+        <w:rPr>
+          <w:rFonts w:cs="Times New Roman"/>
+          <w:sz w:val="26"/>
+          <w:szCs w:val="26"/>
+        </w:rPr>
+        <w:t xml:space="preserve"> </w:t>
+      </w:r>
+      <w:proofErr w:type="spellStart"/>
+      <w:r>
+        <w:rPr>
+          <w:rFonts w:cs="Times New Roman"/>
+          <w:sz w:val="26"/>
+          <w:szCs w:val="26"/>
+        </w:rPr>
+        <w:t>yếu</w:t>
+      </w:r>
+      <w:proofErr w:type="spellEnd"/>
+      <w:r>
+        <w:rPr>
+          <w:rFonts w:cs="Times New Roman"/>
+          <w:sz w:val="26"/>
+          <w:szCs w:val="26"/>
+        </w:rPr>
+        <w:t xml:space="preserve"> (1 </w:t>
+      </w:r>
+      <w:proofErr w:type="spellStart"/>
+      <w:r>
+        <w:rPr>
+          <w:rFonts w:cs="Times New Roman"/>
+          <w:sz w:val="26"/>
+          <w:szCs w:val="26"/>
+        </w:rPr>
         <w:t>ký</w:t>
       </w:r>
       <w:proofErr w:type="spellEnd"/>
@@ -1739,178 +1850,16 @@
           <w:sz w:val="26"/>
           <w:szCs w:val="26"/>
         </w:rPr>
-        <w:t>với</w:t>
-      </w:r>
-      <w:proofErr w:type="spellEnd"/>
-      <w:r>
-        <w:rPr>
-          <w:rFonts w:cs="Times New Roman"/>
-          <w:sz w:val="26"/>
-          <w:szCs w:val="26"/>
-        </w:rPr>
-        <w:t xml:space="preserve"> </w:t>
-      </w:r>
-      <w:proofErr w:type="spellStart"/>
-      <w:r>
-        <w:rPr>
-          <w:rFonts w:cs="Times New Roman"/>
-          <w:sz w:val="26"/>
-          <w:szCs w:val="26"/>
-        </w:rPr>
-        <w:t>tuổi</w:t>
-      </w:r>
-      <w:proofErr w:type="spellEnd"/>
-      <w:r>
-        <w:rPr>
-          <w:rFonts w:cs="Times New Roman"/>
-          <w:sz w:val="26"/>
-          <w:szCs w:val="26"/>
-        </w:rPr>
-        <w:t xml:space="preserve"> </w:t>
-      </w:r>
-      <w:proofErr w:type="spellStart"/>
-      <w:r>
-        <w:rPr>
-          <w:rFonts w:cs="Times New Roman"/>
-          <w:sz w:val="26"/>
-          <w:szCs w:val="26"/>
-        </w:rPr>
-        <w:t>không</w:t>
-      </w:r>
-      <w:proofErr w:type="spellEnd"/>
-      <w:r>
-        <w:rPr>
-          <w:rFonts w:cs="Times New Roman"/>
-          <w:sz w:val="26"/>
-          <w:szCs w:val="26"/>
-        </w:rPr>
-        <w:t xml:space="preserve"> </w:t>
-      </w:r>
-      <w:proofErr w:type="spellStart"/>
-      <w:r>
-        <w:rPr>
-          <w:rFonts w:cs="Times New Roman"/>
-          <w:sz w:val="26"/>
-          <w:szCs w:val="26"/>
-        </w:rPr>
-        <w:t>hợp</w:t>
-      </w:r>
-      <w:proofErr w:type="spellEnd"/>
-      <w:r>
-        <w:rPr>
-          <w:rFonts w:cs="Times New Roman"/>
-          <w:sz w:val="26"/>
-          <w:szCs w:val="26"/>
-        </w:rPr>
-        <w:t xml:space="preserve"> </w:t>
-      </w:r>
-      <w:proofErr w:type="spellStart"/>
-      <w:r>
-        <w:rPr>
-          <w:rFonts w:cs="Times New Roman"/>
-          <w:sz w:val="26"/>
-          <w:szCs w:val="26"/>
-        </w:rPr>
-        <w:t>lệ</w:t>
-      </w:r>
-      <w:proofErr w:type="spellEnd"/>
-      <w:r>
-        <w:rPr>
-          <w:rFonts w:cs="Times New Roman"/>
-          <w:sz w:val="26"/>
-          <w:szCs w:val="26"/>
-        </w:rPr>
-        <w:t xml:space="preserve"> (1000 </w:t>
-      </w:r>
-      <w:proofErr w:type="spellStart"/>
-      <w:r>
-        <w:rPr>
-          <w:rFonts w:cs="Times New Roman"/>
-          <w:sz w:val="26"/>
-          <w:szCs w:val="26"/>
-        </w:rPr>
-        <w:t>tuổi</w:t>
-      </w:r>
-      <w:proofErr w:type="spellEnd"/>
-      <w:r>
-        <w:rPr>
-          <w:rFonts w:cs="Times New Roman"/>
-          <w:sz w:val="26"/>
-          <w:szCs w:val="26"/>
-        </w:rPr>
-        <w:t xml:space="preserve">) </w:t>
-      </w:r>
-      <w:proofErr w:type="spellStart"/>
-      <w:r>
-        <w:rPr>
-          <w:rFonts w:cs="Times New Roman"/>
-          <w:sz w:val="26"/>
-          <w:szCs w:val="26"/>
-        </w:rPr>
-        <w:t>mà</w:t>
-      </w:r>
-      <w:proofErr w:type="spellEnd"/>
-      <w:r>
-        <w:rPr>
-          <w:rFonts w:cs="Times New Roman"/>
-          <w:sz w:val="26"/>
-          <w:szCs w:val="26"/>
-        </w:rPr>
-        <w:t xml:space="preserve"> </w:t>
-      </w:r>
-      <w:proofErr w:type="spellStart"/>
-      <w:r>
-        <w:rPr>
-          <w:rFonts w:cs="Times New Roman"/>
-          <w:sz w:val="26"/>
-          <w:szCs w:val="26"/>
-        </w:rPr>
-        <w:t>không</w:t>
-      </w:r>
-      <w:proofErr w:type="spellEnd"/>
-      <w:r>
-        <w:rPr>
-          <w:rFonts w:cs="Times New Roman"/>
-          <w:sz w:val="26"/>
-          <w:szCs w:val="26"/>
-        </w:rPr>
-        <w:t xml:space="preserve"> </w:t>
-      </w:r>
-      <w:proofErr w:type="spellStart"/>
-      <w:r>
-        <w:rPr>
-          <w:rFonts w:cs="Times New Roman"/>
-          <w:sz w:val="26"/>
-          <w:szCs w:val="26"/>
-        </w:rPr>
-        <w:t>báo</w:t>
-      </w:r>
-      <w:proofErr w:type="spellEnd"/>
-      <w:r>
-        <w:rPr>
-          <w:rFonts w:cs="Times New Roman"/>
-          <w:sz w:val="26"/>
-          <w:szCs w:val="26"/>
-        </w:rPr>
-        <w:t xml:space="preserve"> </w:t>
-      </w:r>
-      <w:proofErr w:type="spellStart"/>
-      <w:r>
-        <w:rPr>
-          <w:rFonts w:cs="Times New Roman"/>
-          <w:sz w:val="26"/>
-          <w:szCs w:val="26"/>
-        </w:rPr>
-        <w:t>lỗi</w:t>
-      </w:r>
-      <w:proofErr w:type="spellEnd"/>
-      <w:r>
-        <w:rPr>
-          <w:rFonts w:cs="Times New Roman"/>
-          <w:sz w:val="26"/>
-          <w:szCs w:val="26"/>
-        </w:rPr>
-        <w:t xml:space="preserve"> logic.</w:t>
+        <w:t>tự</w:t>
+      </w:r>
+      <w:proofErr w:type="spellEnd"/>
+      <w:r>
+        <w:rPr>
+          <w:rFonts w:cs="Times New Roman"/>
+          <w:sz w:val="26"/>
+          <w:szCs w:val="26"/>
+        </w:rPr>
+        <w:t>).</w:t>
       </w:r>
     </w:p>
     <w:p>
@@ -2065,18 +2014,22 @@
         <w:tblLook w:val="04A0" w:firstRow="1" w:lastRow="0" w:firstColumn="1" w:lastColumn="0" w:noHBand="0" w:noVBand="1"/>
       </w:tblPr>
       <w:tblGrid>
-        <w:gridCol w:w="795"/>
-        <w:gridCol w:w="1918"/>
-        <w:gridCol w:w="1045"/>
-        <w:gridCol w:w="708"/>
-        <w:gridCol w:w="650"/>
-        <w:gridCol w:w="1093"/>
-        <w:gridCol w:w="3141"/>
+        <w:gridCol w:w="898"/>
+        <w:gridCol w:w="2199"/>
+        <w:gridCol w:w="1408"/>
+        <w:gridCol w:w="1022"/>
+        <w:gridCol w:w="3823"/>
       </w:tblGrid>
       <w:tr>
         <w:tc>
           <w:tcPr>
-            <w:tcW w:w="0" w:type="auto"/>
+            <w:tcW w:w="898" w:type="dxa"/>
+            <w:tcBorders>
+              <w:top w:val="single" w:sz="4" w:space="0" w:color="auto"/>
+              <w:left w:val="single" w:sz="4" w:space="0" w:color="auto"/>
+              <w:bottom w:val="single" w:sz="4" w:space="0" w:color="auto"/>
+              <w:right w:val="single" w:sz="4" w:space="0" w:color="auto"/>
+            </w:tcBorders>
             <w:hideMark/>
           </w:tcPr>
           <w:p>
@@ -2105,7 +2058,13 @@
         </w:tc>
         <w:tc>
           <w:tcPr>
-            <w:tcW w:w="0" w:type="auto"/>
+            <w:tcW w:w="2199" w:type="dxa"/>
+            <w:tcBorders>
+              <w:top w:val="single" w:sz="4" w:space="0" w:color="auto"/>
+              <w:left w:val="single" w:sz="4" w:space="0" w:color="auto"/>
+              <w:bottom w:val="single" w:sz="4" w:space="0" w:color="auto"/>
+              <w:right w:val="single" w:sz="4" w:space="0" w:color="auto"/>
+            </w:tcBorders>
             <w:hideMark/>
           </w:tcPr>
           <w:p>
@@ -2180,7 +2139,13 @@
         </w:tc>
         <w:tc>
           <w:tcPr>
-            <w:tcW w:w="0" w:type="auto"/>
+            <w:tcW w:w="1408" w:type="dxa"/>
+            <w:tcBorders>
+              <w:top w:val="single" w:sz="4" w:space="0" w:color="auto"/>
+              <w:left w:val="single" w:sz="4" w:space="0" w:color="auto"/>
+              <w:bottom w:val="single" w:sz="4" w:space="0" w:color="auto"/>
+              <w:right w:val="single" w:sz="4" w:space="0" w:color="auto"/>
+            </w:tcBorders>
             <w:hideMark/>
           </w:tcPr>
           <w:p>
@@ -2221,7 +2186,13 @@
         </w:tc>
         <w:tc>
           <w:tcPr>
-            <w:tcW w:w="0" w:type="auto"/>
+            <w:tcW w:w="1022" w:type="dxa"/>
+            <w:tcBorders>
+              <w:top w:val="single" w:sz="4" w:space="0" w:color="auto"/>
+              <w:left w:val="single" w:sz="4" w:space="0" w:color="auto"/>
+              <w:bottom w:val="single" w:sz="4" w:space="0" w:color="auto"/>
+              <w:right w:val="single" w:sz="4" w:space="0" w:color="auto"/>
+            </w:tcBorders>
             <w:hideMark/>
           </w:tcPr>
           <w:p>
@@ -2250,7 +2221,13 @@
         </w:tc>
         <w:tc>
           <w:tcPr>
-            <w:tcW w:w="0" w:type="auto"/>
+            <w:tcW w:w="3823" w:type="dxa"/>
+            <w:tcBorders>
+              <w:top w:val="single" w:sz="4" w:space="0" w:color="auto"/>
+              <w:left w:val="single" w:sz="4" w:space="0" w:color="auto"/>
+              <w:bottom w:val="single" w:sz="4" w:space="0" w:color="auto"/>
+              <w:right w:val="single" w:sz="4" w:space="0" w:color="auto"/>
+            </w:tcBorders>
             <w:hideMark/>
           </w:tcPr>
           <w:p>
@@ -2277,9 +2254,17 @@
             </w:r>
           </w:p>
         </w:tc>
+      </w:tr>
+      <w:tr>
         <w:tc>
           <w:tcPr>
-            <w:tcW w:w="0" w:type="auto"/>
+            <w:tcW w:w="898" w:type="dxa"/>
+            <w:tcBorders>
+              <w:top w:val="single" w:sz="4" w:space="0" w:color="auto"/>
+              <w:left w:val="single" w:sz="4" w:space="0" w:color="auto"/>
+              <w:bottom w:val="single" w:sz="4" w:space="0" w:color="auto"/>
+              <w:right w:val="single" w:sz="4" w:space="0" w:color="auto"/>
+            </w:tcBorders>
             <w:hideMark/>
           </w:tcPr>
           <w:p>
@@ -2288,8 +2273,6 @@
               <w:jc w:val="both"/>
               <w:rPr>
                 <w:rFonts w:cs="Times New Roman"/>
-                <w:b/>
-                <w:bCs/>
                 <w:sz w:val="26"/>
                 <w:szCs w:val="26"/>
               </w:rPr>
@@ -2297,92 +2280,6 @@
             <w:r>
               <w:rPr>
                 <w:rFonts w:cs="Times New Roman"/>
-                <w:b/>
-                <w:bCs/>
-                <w:sz w:val="26"/>
-                <w:szCs w:val="26"/>
-              </w:rPr>
-              <w:t>Ignored</w:t>
-            </w:r>
-          </w:p>
-        </w:tc>
-        <w:tc>
-          <w:tcPr>
-            <w:tcW w:w="0" w:type="auto"/>
-            <w:hideMark/>
-          </w:tcPr>
-          <w:p>
-            <w:pPr>
-              <w:spacing w:after="160" w:line="360" w:lineRule="auto"/>
-              <w:jc w:val="both"/>
-              <w:rPr>
-                <w:rFonts w:cs="Times New Roman"/>
-                <w:b/>
-                <w:bCs/>
-                <w:sz w:val="26"/>
-                <w:szCs w:val="26"/>
-              </w:rPr>
-            </w:pPr>
-            <w:proofErr w:type="spellStart"/>
-            <w:r>
-              <w:rPr>
-                <w:rFonts w:cs="Times New Roman"/>
-                <w:b/>
-                <w:bCs/>
-                <w:sz w:val="26"/>
-                <w:szCs w:val="26"/>
-              </w:rPr>
-              <w:t>Ghi</w:t>
-            </w:r>
-            <w:proofErr w:type="spellEnd"/>
-            <w:r>
-              <w:rPr>
-                <w:rFonts w:cs="Times New Roman"/>
-                <w:b/>
-                <w:bCs/>
-                <w:sz w:val="26"/>
-                <w:szCs w:val="26"/>
-              </w:rPr>
-              <w:t xml:space="preserve"> </w:t>
-            </w:r>
-            <w:proofErr w:type="spellStart"/>
-            <w:r>
-              <w:rPr>
-                <w:rFonts w:cs="Times New Roman"/>
-                <w:b/>
-                <w:bCs/>
-                <w:sz w:val="26"/>
-                <w:szCs w:val="26"/>
-              </w:rPr>
-              <w:t>chú</w:t>
-            </w:r>
-            <w:proofErr w:type="spellEnd"/>
-          </w:p>
-        </w:tc>
-      </w:tr>
-      <w:tr>
-        <w:tc>
-          <w:tcPr>
-            <w:tcW w:w="0" w:type="auto"/>
-            <w:hideMark/>
-          </w:tcPr>
-          <w:p>
-            <w:pPr>
-              <w:spacing w:after="160" w:line="360" w:lineRule="auto"/>
-              <w:jc w:val="both"/>
-              <w:rPr>
-                <w:rFonts w:cs="Times New Roman"/>
-                <w:b/>
-                <w:bCs/>
-                <w:sz w:val="26"/>
-                <w:szCs w:val="26"/>
-              </w:rPr>
-            </w:pPr>
-            <w:r>
-              <w:rPr>
-                <w:rFonts w:cs="Times New Roman"/>
-                <w:b/>
-                <w:bCs/>
                 <w:sz w:val="26"/>
                 <w:szCs w:val="26"/>
               </w:rPr>
@@ -2392,7 +2289,13 @@
         </w:tc>
         <w:tc>
           <w:tcPr>
-            <w:tcW w:w="0" w:type="auto"/>
+            <w:tcW w:w="2199" w:type="dxa"/>
+            <w:tcBorders>
+              <w:top w:val="single" w:sz="4" w:space="0" w:color="auto"/>
+              <w:left w:val="single" w:sz="4" w:space="0" w:color="auto"/>
+              <w:bottom w:val="single" w:sz="4" w:space="0" w:color="auto"/>
+              <w:right w:val="single" w:sz="4" w:space="0" w:color="auto"/>
+            </w:tcBorders>
             <w:hideMark/>
           </w:tcPr>
           <w:p>
@@ -2401,8 +2304,6 @@
               <w:jc w:val="both"/>
               <w:rPr>
                 <w:rFonts w:cs="Times New Roman"/>
-                <w:b/>
-                <w:bCs/>
                 <w:sz w:val="26"/>
                 <w:szCs w:val="26"/>
               </w:rPr>
@@ -2411,8 +2312,6 @@
             <w:r>
               <w:rPr>
                 <w:rFonts w:cs="Times New Roman"/>
-                <w:b/>
-                <w:bCs/>
                 <w:sz w:val="26"/>
                 <w:szCs w:val="26"/>
               </w:rPr>
@@ -2422,30 +2321,22 @@
             <w:r>
               <w:rPr>
                 <w:rFonts w:cs="Times New Roman"/>
-                <w:b/>
-                <w:bCs/>
                 <w:sz w:val="26"/>
                 <w:szCs w:val="26"/>
               </w:rPr>
-              <w:t xml:space="preserve"> 1: </w:t>
+              <w:t xml:space="preserve"> 1: Exception Handling</w:t>
             </w:r>
-            <w:proofErr w:type="spellStart"/>
-            <w:r>
-              <w:rPr>
-                <w:rFonts w:cs="Times New Roman"/>
-                <w:b/>
-                <w:bCs/>
-                <w:sz w:val="26"/>
-                <w:szCs w:val="26"/>
-              </w:rPr>
-              <w:t>MathFunc</w:t>
-            </w:r>
-            <w:proofErr w:type="spellEnd"/>
           </w:p>
         </w:tc>
         <w:tc>
           <w:tcPr>
-            <w:tcW w:w="0" w:type="auto"/>
+            <w:tcW w:w="1408" w:type="dxa"/>
+            <w:tcBorders>
+              <w:top w:val="single" w:sz="4" w:space="0" w:color="auto"/>
+              <w:left w:val="single" w:sz="4" w:space="0" w:color="auto"/>
+              <w:bottom w:val="single" w:sz="4" w:space="0" w:color="auto"/>
+              <w:right w:val="single" w:sz="4" w:space="0" w:color="auto"/>
+            </w:tcBorders>
             <w:hideMark/>
           </w:tcPr>
           <w:p>
@@ -2454,8 +2345,6 @@
               <w:jc w:val="both"/>
               <w:rPr>
                 <w:rFonts w:cs="Times New Roman"/>
-                <w:b/>
-                <w:bCs/>
                 <w:sz w:val="26"/>
                 <w:szCs w:val="26"/>
               </w:rPr>
@@ -2463,8 +2352,445 @@
             <w:r>
               <w:rPr>
                 <w:rFonts w:cs="Times New Roman"/>
-                <w:b/>
-                <w:bCs/>
+                <w:sz w:val="26"/>
+                <w:szCs w:val="26"/>
+              </w:rPr>
+              <w:t>2</w:t>
+            </w:r>
+          </w:p>
+        </w:tc>
+        <w:tc>
+          <w:tcPr>
+            <w:tcW w:w="1022" w:type="dxa"/>
+            <w:tcBorders>
+              <w:top w:val="single" w:sz="4" w:space="0" w:color="auto"/>
+              <w:left w:val="single" w:sz="4" w:space="0" w:color="auto"/>
+              <w:bottom w:val="single" w:sz="4" w:space="0" w:color="auto"/>
+              <w:right w:val="single" w:sz="4" w:space="0" w:color="auto"/>
+            </w:tcBorders>
+            <w:hideMark/>
+          </w:tcPr>
+          <w:p>
+            <w:pPr>
+              <w:spacing w:after="160" w:line="360" w:lineRule="auto"/>
+              <w:jc w:val="both"/>
+              <w:rPr>
+                <w:rFonts w:cs="Times New Roman"/>
+                <w:sz w:val="26"/>
+                <w:szCs w:val="26"/>
+              </w:rPr>
+            </w:pPr>
+            <w:r>
+              <w:rPr>
+                <w:rFonts w:cs="Times New Roman"/>
+                <w:sz w:val="26"/>
+                <w:szCs w:val="26"/>
+              </w:rPr>
+              <w:t>2</w:t>
+            </w:r>
+          </w:p>
+        </w:tc>
+        <w:tc>
+          <w:tcPr>
+            <w:tcW w:w="3823" w:type="dxa"/>
+            <w:tcBorders>
+              <w:top w:val="single" w:sz="4" w:space="0" w:color="auto"/>
+              <w:left w:val="single" w:sz="4" w:space="0" w:color="auto"/>
+              <w:bottom w:val="single" w:sz="4" w:space="0" w:color="auto"/>
+              <w:right w:val="single" w:sz="4" w:space="0" w:color="auto"/>
+            </w:tcBorders>
+            <w:hideMark/>
+          </w:tcPr>
+          <w:p>
+            <w:pPr>
+              <w:spacing w:after="160" w:line="360" w:lineRule="auto"/>
+              <w:jc w:val="both"/>
+              <w:rPr>
+                <w:rFonts w:cs="Times New Roman"/>
+                <w:sz w:val="26"/>
+                <w:szCs w:val="26"/>
+              </w:rPr>
+            </w:pPr>
+            <w:r>
+              <w:rPr>
+                <w:rFonts w:cs="Times New Roman"/>
+                <w:sz w:val="26"/>
+                <w:szCs w:val="26"/>
+              </w:rPr>
+              <w:t>0</w:t>
+            </w:r>
+          </w:p>
+        </w:tc>
+      </w:tr>
+      <w:tr>
+        <w:tc>
+          <w:tcPr>
+            <w:tcW w:w="898" w:type="dxa"/>
+            <w:tcBorders>
+              <w:top w:val="single" w:sz="4" w:space="0" w:color="auto"/>
+              <w:left w:val="single" w:sz="4" w:space="0" w:color="auto"/>
+              <w:bottom w:val="single" w:sz="4" w:space="0" w:color="auto"/>
+              <w:right w:val="single" w:sz="4" w:space="0" w:color="auto"/>
+            </w:tcBorders>
+            <w:hideMark/>
+          </w:tcPr>
+          <w:p>
+            <w:pPr>
+              <w:spacing w:after="160" w:line="360" w:lineRule="auto"/>
+              <w:jc w:val="both"/>
+              <w:rPr>
+                <w:rFonts w:cs="Times New Roman"/>
+                <w:sz w:val="26"/>
+                <w:szCs w:val="26"/>
+              </w:rPr>
+            </w:pPr>
+            <w:r>
+              <w:rPr>
+                <w:rFonts w:cs="Times New Roman"/>
+                <w:sz w:val="26"/>
+                <w:szCs w:val="26"/>
+              </w:rPr>
+              <w:t>2</w:t>
+            </w:r>
+          </w:p>
+        </w:tc>
+        <w:tc>
+          <w:tcPr>
+            <w:tcW w:w="2199" w:type="dxa"/>
+            <w:tcBorders>
+              <w:top w:val="single" w:sz="4" w:space="0" w:color="auto"/>
+              <w:left w:val="single" w:sz="4" w:space="0" w:color="auto"/>
+              <w:bottom w:val="single" w:sz="4" w:space="0" w:color="auto"/>
+              <w:right w:val="single" w:sz="4" w:space="0" w:color="auto"/>
+            </w:tcBorders>
+            <w:hideMark/>
+          </w:tcPr>
+          <w:p>
+            <w:pPr>
+              <w:spacing w:after="160" w:line="360" w:lineRule="auto"/>
+              <w:jc w:val="both"/>
+              <w:rPr>
+                <w:rFonts w:cs="Times New Roman"/>
+                <w:sz w:val="26"/>
+                <w:szCs w:val="26"/>
+              </w:rPr>
+            </w:pPr>
+            <w:proofErr w:type="spellStart"/>
+            <w:r>
+              <w:rPr>
+                <w:rFonts w:cs="Times New Roman"/>
+                <w:sz w:val="26"/>
+                <w:szCs w:val="26"/>
+              </w:rPr>
+              <w:t>Bài</w:t>
+            </w:r>
+            <w:proofErr w:type="spellEnd"/>
+            <w:r>
+              <w:rPr>
+                <w:rFonts w:cs="Times New Roman"/>
+                <w:sz w:val="26"/>
+                <w:szCs w:val="26"/>
+              </w:rPr>
+              <w:t xml:space="preserve"> 2: Person Rules</w:t>
+            </w:r>
+          </w:p>
+        </w:tc>
+        <w:tc>
+          <w:tcPr>
+            <w:tcW w:w="1408" w:type="dxa"/>
+            <w:tcBorders>
+              <w:top w:val="single" w:sz="4" w:space="0" w:color="auto"/>
+              <w:left w:val="single" w:sz="4" w:space="0" w:color="auto"/>
+              <w:bottom w:val="single" w:sz="4" w:space="0" w:color="auto"/>
+              <w:right w:val="single" w:sz="4" w:space="0" w:color="auto"/>
+            </w:tcBorders>
+            <w:hideMark/>
+          </w:tcPr>
+          <w:p>
+            <w:pPr>
+              <w:spacing w:after="160" w:line="360" w:lineRule="auto"/>
+              <w:jc w:val="both"/>
+              <w:rPr>
+                <w:rFonts w:cs="Times New Roman"/>
+                <w:sz w:val="26"/>
+                <w:szCs w:val="26"/>
+              </w:rPr>
+            </w:pPr>
+            <w:r>
+              <w:rPr>
+                <w:rFonts w:cs="Times New Roman"/>
+                <w:sz w:val="26"/>
+                <w:szCs w:val="26"/>
+              </w:rPr>
+              <w:t>3</w:t>
+            </w:r>
+          </w:p>
+        </w:tc>
+        <w:tc>
+          <w:tcPr>
+            <w:tcW w:w="1022" w:type="dxa"/>
+            <w:tcBorders>
+              <w:top w:val="single" w:sz="4" w:space="0" w:color="auto"/>
+              <w:left w:val="single" w:sz="4" w:space="0" w:color="auto"/>
+              <w:bottom w:val="single" w:sz="4" w:space="0" w:color="auto"/>
+              <w:right w:val="single" w:sz="4" w:space="0" w:color="auto"/>
+            </w:tcBorders>
+            <w:hideMark/>
+          </w:tcPr>
+          <w:p>
+            <w:pPr>
+              <w:spacing w:after="160" w:line="360" w:lineRule="auto"/>
+              <w:jc w:val="both"/>
+              <w:rPr>
+                <w:rFonts w:cs="Times New Roman"/>
+                <w:sz w:val="26"/>
+                <w:szCs w:val="26"/>
+              </w:rPr>
+            </w:pPr>
+            <w:r>
+              <w:rPr>
+                <w:rFonts w:cs="Times New Roman"/>
+                <w:sz w:val="26"/>
+                <w:szCs w:val="26"/>
+              </w:rPr>
+              <w:t>3</w:t>
+            </w:r>
+          </w:p>
+        </w:tc>
+        <w:tc>
+          <w:tcPr>
+            <w:tcW w:w="3823" w:type="dxa"/>
+            <w:tcBorders>
+              <w:top w:val="single" w:sz="4" w:space="0" w:color="auto"/>
+              <w:left w:val="single" w:sz="4" w:space="0" w:color="auto"/>
+              <w:bottom w:val="single" w:sz="4" w:space="0" w:color="auto"/>
+              <w:right w:val="single" w:sz="4" w:space="0" w:color="auto"/>
+            </w:tcBorders>
+            <w:hideMark/>
+          </w:tcPr>
+          <w:p>
+            <w:pPr>
+              <w:spacing w:after="160" w:line="360" w:lineRule="auto"/>
+              <w:jc w:val="both"/>
+              <w:rPr>
+                <w:rFonts w:cs="Times New Roman"/>
+                <w:sz w:val="26"/>
+                <w:szCs w:val="26"/>
+              </w:rPr>
+            </w:pPr>
+            <w:r>
+              <w:rPr>
+                <w:rFonts w:cs="Times New Roman"/>
+                <w:sz w:val="26"/>
+                <w:szCs w:val="26"/>
+              </w:rPr>
+              <w:t>0</w:t>
+            </w:r>
+          </w:p>
+        </w:tc>
+      </w:tr>
+      <w:tr>
+        <w:tc>
+          <w:tcPr>
+            <w:tcW w:w="898" w:type="dxa"/>
+            <w:tcBorders>
+              <w:top w:val="single" w:sz="4" w:space="0" w:color="auto"/>
+              <w:left w:val="single" w:sz="4" w:space="0" w:color="auto"/>
+              <w:bottom w:val="single" w:sz="4" w:space="0" w:color="auto"/>
+              <w:right w:val="single" w:sz="4" w:space="0" w:color="auto"/>
+            </w:tcBorders>
+            <w:hideMark/>
+          </w:tcPr>
+          <w:p>
+            <w:pPr>
+              <w:spacing w:after="160" w:line="360" w:lineRule="auto"/>
+              <w:jc w:val="both"/>
+              <w:rPr>
+                <w:rFonts w:cs="Times New Roman"/>
+                <w:sz w:val="26"/>
+                <w:szCs w:val="26"/>
+              </w:rPr>
+            </w:pPr>
+            <w:r>
+              <w:rPr>
+                <w:rFonts w:cs="Times New Roman"/>
+                <w:sz w:val="26"/>
+                <w:szCs w:val="26"/>
+              </w:rPr>
+              <w:t>3</w:t>
+            </w:r>
+          </w:p>
+        </w:tc>
+        <w:tc>
+          <w:tcPr>
+            <w:tcW w:w="2199" w:type="dxa"/>
+            <w:tcBorders>
+              <w:top w:val="single" w:sz="4" w:space="0" w:color="auto"/>
+              <w:left w:val="single" w:sz="4" w:space="0" w:color="auto"/>
+              <w:bottom w:val="single" w:sz="4" w:space="0" w:color="auto"/>
+              <w:right w:val="single" w:sz="4" w:space="0" w:color="auto"/>
+            </w:tcBorders>
+            <w:hideMark/>
+          </w:tcPr>
+          <w:p>
+            <w:pPr>
+              <w:spacing w:after="160" w:line="360" w:lineRule="auto"/>
+              <w:jc w:val="both"/>
+              <w:rPr>
+                <w:rFonts w:cs="Times New Roman"/>
+                <w:sz w:val="26"/>
+                <w:szCs w:val="26"/>
+              </w:rPr>
+            </w:pPr>
+            <w:proofErr w:type="spellStart"/>
+            <w:r>
+              <w:rPr>
+                <w:rFonts w:cs="Times New Roman"/>
+                <w:sz w:val="26"/>
+                <w:szCs w:val="26"/>
+              </w:rPr>
+              <w:t>Bài</w:t>
+            </w:r>
+            <w:proofErr w:type="spellEnd"/>
+            <w:r>
+              <w:rPr>
+                <w:rFonts w:cs="Times New Roman"/>
+                <w:sz w:val="26"/>
+                <w:szCs w:val="26"/>
+              </w:rPr>
+              <w:t xml:space="preserve"> 3: </w:t>
+            </w:r>
+            <w:proofErr w:type="spellStart"/>
+            <w:r>
+              <w:rPr>
+                <w:rFonts w:cs="Times New Roman"/>
+                <w:sz w:val="26"/>
+                <w:szCs w:val="26"/>
+              </w:rPr>
+              <w:t>ErrorCollector</w:t>
+            </w:r>
+            <w:proofErr w:type="spellEnd"/>
+          </w:p>
+        </w:tc>
+        <w:tc>
+          <w:tcPr>
+            <w:tcW w:w="1408" w:type="dxa"/>
+            <w:tcBorders>
+              <w:top w:val="single" w:sz="4" w:space="0" w:color="auto"/>
+              <w:left w:val="single" w:sz="4" w:space="0" w:color="auto"/>
+              <w:bottom w:val="single" w:sz="4" w:space="0" w:color="auto"/>
+              <w:right w:val="single" w:sz="4" w:space="0" w:color="auto"/>
+            </w:tcBorders>
+            <w:hideMark/>
+          </w:tcPr>
+          <w:p>
+            <w:pPr>
+              <w:spacing w:after="160" w:line="360" w:lineRule="auto"/>
+              <w:jc w:val="both"/>
+              <w:rPr>
+                <w:rFonts w:cs="Times New Roman"/>
+                <w:sz w:val="26"/>
+                <w:szCs w:val="26"/>
+              </w:rPr>
+            </w:pPr>
+            <w:r>
+              <w:rPr>
+                <w:rFonts w:cs="Times New Roman"/>
+                <w:sz w:val="26"/>
+                <w:szCs w:val="26"/>
+              </w:rPr>
+              <w:t>1</w:t>
+            </w:r>
+          </w:p>
+        </w:tc>
+        <w:tc>
+          <w:tcPr>
+            <w:tcW w:w="1022" w:type="dxa"/>
+            <w:tcBorders>
+              <w:top w:val="single" w:sz="4" w:space="0" w:color="auto"/>
+              <w:left w:val="single" w:sz="4" w:space="0" w:color="auto"/>
+              <w:bottom w:val="single" w:sz="4" w:space="0" w:color="auto"/>
+              <w:right w:val="single" w:sz="4" w:space="0" w:color="auto"/>
+            </w:tcBorders>
+            <w:hideMark/>
+          </w:tcPr>
+          <w:p>
+            <w:pPr>
+              <w:spacing w:after="160" w:line="360" w:lineRule="auto"/>
+              <w:jc w:val="both"/>
+              <w:rPr>
+                <w:rFonts w:cs="Times New Roman"/>
+                <w:sz w:val="26"/>
+                <w:szCs w:val="26"/>
+              </w:rPr>
+            </w:pPr>
+            <w:r>
+              <w:rPr>
+                <w:rFonts w:cs="Times New Roman"/>
+                <w:sz w:val="26"/>
+                <w:szCs w:val="26"/>
+              </w:rPr>
+              <w:t>1</w:t>
+            </w:r>
+          </w:p>
+        </w:tc>
+        <w:tc>
+          <w:tcPr>
+            <w:tcW w:w="3823" w:type="dxa"/>
+            <w:tcBorders>
+              <w:top w:val="single" w:sz="4" w:space="0" w:color="auto"/>
+              <w:left w:val="single" w:sz="4" w:space="0" w:color="auto"/>
+              <w:bottom w:val="single" w:sz="4" w:space="0" w:color="auto"/>
+              <w:right w:val="single" w:sz="4" w:space="0" w:color="auto"/>
+            </w:tcBorders>
+            <w:hideMark/>
+          </w:tcPr>
+          <w:p>
+            <w:pPr>
+              <w:spacing w:after="160" w:line="360" w:lineRule="auto"/>
+              <w:jc w:val="both"/>
+              <w:rPr>
+                <w:rFonts w:cs="Times New Roman"/>
+                <w:sz w:val="26"/>
+                <w:szCs w:val="26"/>
+              </w:rPr>
+            </w:pPr>
+            <w:r>
+              <w:rPr>
+                <w:rFonts w:cs="Times New Roman"/>
+                <w:sz w:val="26"/>
+                <w:szCs w:val="26"/>
+              </w:rPr>
+              <w:t>0</w:t>
+            </w:r>
+          </w:p>
+        </w:tc>
+      </w:tr>
+      <w:tr>
+        <w:tc>
+          <w:tcPr>
+            <w:tcW w:w="898" w:type="dxa"/>
+            <w:tcBorders>
+              <w:top w:val="single" w:sz="4" w:space="0" w:color="auto"/>
+              <w:left w:val="single" w:sz="4" w:space="0" w:color="auto"/>
+              <w:bottom w:val="single" w:sz="4" w:space="0" w:color="auto"/>
+              <w:right w:val="single" w:sz="4" w:space="0" w:color="auto"/>
+            </w:tcBorders>
+            <w:hideMark/>
+          </w:tcPr>
+          <w:p>
+            <w:pPr>
+              <w:spacing w:after="160" w:line="360" w:lineRule="auto"/>
+              <w:jc w:val="both"/>
+              <w:rPr>
+                <w:rFonts w:cs="Times New Roman"/>
+                <w:sz w:val="26"/>
+                <w:szCs w:val="26"/>
+              </w:rPr>
+            </w:pPr>
+            <w:r>
+              <w:rPr>
+                <w:rFonts w:cs="Times New Roman"/>
                 <w:sz w:val="26"/>
                 <w:szCs w:val="26"/>
               </w:rPr>
@@ -2474,7 +2800,13 @@
         </w:tc>
         <w:tc>
           <w:tcPr>
-            <w:tcW w:w="0" w:type="auto"/>
+            <w:tcW w:w="2199" w:type="dxa"/>
+            <w:tcBorders>
+              <w:top w:val="single" w:sz="4" w:space="0" w:color="auto"/>
+              <w:left w:val="single" w:sz="4" w:space="0" w:color="auto"/>
+              <w:bottom w:val="single" w:sz="4" w:space="0" w:color="auto"/>
+              <w:right w:val="single" w:sz="4" w:space="0" w:color="auto"/>
+            </w:tcBorders>
             <w:hideMark/>
           </w:tcPr>
           <w:p>
@@ -2483,243 +2815,6 @@
               <w:jc w:val="both"/>
               <w:rPr>
                 <w:rFonts w:cs="Times New Roman"/>
-                <w:b/>
-                <w:bCs/>
-                <w:sz w:val="26"/>
-                <w:szCs w:val="26"/>
-              </w:rPr>
-            </w:pPr>
-            <w:r>
-              <w:rPr>
-                <w:rFonts w:cs="Times New Roman"/>
-                <w:b/>
-                <w:bCs/>
-                <w:sz w:val="26"/>
-                <w:szCs w:val="26"/>
-              </w:rPr>
-              <w:t>3</w:t>
-            </w:r>
-          </w:p>
-        </w:tc>
-        <w:tc>
-          <w:tcPr>
-            <w:tcW w:w="0" w:type="auto"/>
-            <w:hideMark/>
-          </w:tcPr>
-          <w:p>
-            <w:pPr>
-              <w:spacing w:after="160" w:line="360" w:lineRule="auto"/>
-              <w:jc w:val="both"/>
-              <w:rPr>
-                <w:rFonts w:cs="Times New Roman"/>
-                <w:b/>
-                <w:bCs/>
-                <w:sz w:val="26"/>
-                <w:szCs w:val="26"/>
-              </w:rPr>
-            </w:pPr>
-            <w:r>
-              <w:rPr>
-                <w:rFonts w:cs="Times New Roman"/>
-                <w:b/>
-                <w:bCs/>
-                <w:sz w:val="26"/>
-                <w:szCs w:val="26"/>
-              </w:rPr>
-              <w:t>0</w:t>
-            </w:r>
-          </w:p>
-        </w:tc>
-        <w:tc>
-          <w:tcPr>
-            <w:tcW w:w="0" w:type="auto"/>
-            <w:hideMark/>
-          </w:tcPr>
-          <w:p>
-            <w:pPr>
-              <w:spacing w:after="160" w:line="360" w:lineRule="auto"/>
-              <w:jc w:val="both"/>
-              <w:rPr>
-                <w:rFonts w:cs="Times New Roman"/>
-                <w:b/>
-                <w:bCs/>
-                <w:sz w:val="26"/>
-                <w:szCs w:val="26"/>
-              </w:rPr>
-            </w:pPr>
-            <w:r>
-              <w:rPr>
-                <w:rFonts w:cs="Times New Roman"/>
-                <w:b/>
-                <w:bCs/>
-                <w:sz w:val="26"/>
-                <w:szCs w:val="26"/>
-              </w:rPr>
-              <w:t>1</w:t>
-            </w:r>
-          </w:p>
-        </w:tc>
-        <w:tc>
-          <w:tcPr>
-            <w:tcW w:w="0" w:type="auto"/>
-            <w:hideMark/>
-          </w:tcPr>
-          <w:p>
-            <w:pPr>
-              <w:spacing w:after="160" w:line="360" w:lineRule="auto"/>
-              <w:jc w:val="both"/>
-              <w:rPr>
-                <w:rFonts w:cs="Times New Roman"/>
-                <w:b/>
-                <w:bCs/>
-                <w:sz w:val="26"/>
-                <w:szCs w:val="26"/>
-              </w:rPr>
-            </w:pPr>
-            <w:r>
-              <w:rPr>
-                <w:rFonts w:cs="Times New Roman"/>
-                <w:b/>
-                <w:bCs/>
-                <w:sz w:val="26"/>
-                <w:szCs w:val="26"/>
-              </w:rPr>
-              <w:t xml:space="preserve">1 test @Ignore do </w:t>
-            </w:r>
-            <w:proofErr w:type="spellStart"/>
-            <w:r>
-              <w:rPr>
-                <w:rFonts w:cs="Times New Roman"/>
-                <w:b/>
-                <w:bCs/>
-                <w:sz w:val="26"/>
-                <w:szCs w:val="26"/>
-              </w:rPr>
-              <w:t>chưa</w:t>
-            </w:r>
-            <w:proofErr w:type="spellEnd"/>
-            <w:r>
-              <w:rPr>
-                <w:rFonts w:cs="Times New Roman"/>
-                <w:b/>
-                <w:bCs/>
-                <w:sz w:val="26"/>
-                <w:szCs w:val="26"/>
-              </w:rPr>
-              <w:t xml:space="preserve"> implement </w:t>
-            </w:r>
-            <w:proofErr w:type="spellStart"/>
-            <w:r>
-              <w:rPr>
-                <w:rFonts w:cs="Times New Roman"/>
-                <w:b/>
-                <w:bCs/>
-                <w:sz w:val="26"/>
-                <w:szCs w:val="26"/>
-              </w:rPr>
-              <w:t>tính</w:t>
-            </w:r>
-            <w:proofErr w:type="spellEnd"/>
-            <w:r>
-              <w:rPr>
-                <w:rFonts w:cs="Times New Roman"/>
-                <w:b/>
-                <w:bCs/>
-                <w:sz w:val="26"/>
-                <w:szCs w:val="26"/>
-              </w:rPr>
-              <w:t xml:space="preserve"> </w:t>
-            </w:r>
-            <w:proofErr w:type="spellStart"/>
-            <w:r>
-              <w:rPr>
-                <w:rFonts w:cs="Times New Roman"/>
-                <w:b/>
-                <w:bCs/>
-                <w:sz w:val="26"/>
-                <w:szCs w:val="26"/>
-              </w:rPr>
-              <w:t>năng</w:t>
-            </w:r>
-            <w:proofErr w:type="spellEnd"/>
-            <w:r>
-              <w:rPr>
-                <w:rFonts w:cs="Times New Roman"/>
-                <w:b/>
-                <w:bCs/>
-                <w:sz w:val="26"/>
-                <w:szCs w:val="26"/>
-              </w:rPr>
-              <w:t xml:space="preserve"> </w:t>
-            </w:r>
-            <w:proofErr w:type="spellStart"/>
-            <w:r>
-              <w:rPr>
-                <w:rFonts w:cs="Times New Roman"/>
-                <w:b/>
-                <w:bCs/>
-                <w:sz w:val="26"/>
-                <w:szCs w:val="26"/>
-              </w:rPr>
-              <w:t>cộng</w:t>
-            </w:r>
-            <w:proofErr w:type="spellEnd"/>
-            <w:r>
-              <w:rPr>
-                <w:rFonts w:cs="Times New Roman"/>
-                <w:b/>
-                <w:bCs/>
-                <w:sz w:val="26"/>
-                <w:szCs w:val="26"/>
-              </w:rPr>
-              <w:t>.</w:t>
-            </w:r>
-          </w:p>
-        </w:tc>
-      </w:tr>
-      <w:tr>
-        <w:tc>
-          <w:tcPr>
-            <w:tcW w:w="0" w:type="auto"/>
-            <w:hideMark/>
-          </w:tcPr>
-          <w:p>
-            <w:pPr>
-              <w:spacing w:after="160" w:line="360" w:lineRule="auto"/>
-              <w:jc w:val="both"/>
-              <w:rPr>
-                <w:rFonts w:cs="Times New Roman"/>
-                <w:b/>
-                <w:bCs/>
-                <w:sz w:val="26"/>
-                <w:szCs w:val="26"/>
-              </w:rPr>
-            </w:pPr>
-            <w:r>
-              <w:rPr>
-                <w:rFonts w:cs="Times New Roman"/>
-                <w:b/>
-                <w:bCs/>
-                <w:sz w:val="26"/>
-                <w:szCs w:val="26"/>
-              </w:rPr>
-              <w:t>2</w:t>
-            </w:r>
-          </w:p>
-        </w:tc>
-        <w:tc>
-          <w:tcPr>
-            <w:tcW w:w="0" w:type="auto"/>
-            <w:hideMark/>
-          </w:tcPr>
-          <w:p>
-            <w:pPr>
-              <w:spacing w:after="160" w:line="360" w:lineRule="auto"/>
-              <w:jc w:val="both"/>
-              <w:rPr>
-                <w:rFonts w:cs="Times New Roman"/>
-                <w:b/>
-                <w:bCs/>
                 <w:sz w:val="26"/>
                 <w:szCs w:val="26"/>
               </w:rPr>
@@ -2728,8 +2823,6 @@
             <w:r>
               <w:rPr>
                 <w:rFonts w:cs="Times New Roman"/>
-                <w:b/>
-                <w:bCs/>
                 <w:sz w:val="26"/>
                 <w:szCs w:val="26"/>
               </w:rPr>
@@ -2739,18 +2832,22 @@
             <w:r>
               <w:rPr>
                 <w:rFonts w:cs="Times New Roman"/>
-                <w:b/>
-                <w:bCs/>
                 <w:sz w:val="26"/>
                 <w:szCs w:val="26"/>
               </w:rPr>
-              <w:t xml:space="preserve"> 2: Test Suite</w:t>
+              <w:t xml:space="preserve"> 4: Organization Unit</w:t>
             </w:r>
           </w:p>
         </w:tc>
         <w:tc>
           <w:tcPr>
-            <w:tcW w:w="0" w:type="auto"/>
+            <w:tcW w:w="1408" w:type="dxa"/>
+            <w:tcBorders>
+              <w:top w:val="single" w:sz="4" w:space="0" w:color="auto"/>
+              <w:left w:val="single" w:sz="4" w:space="0" w:color="auto"/>
+              <w:bottom w:val="single" w:sz="4" w:space="0" w:color="auto"/>
+              <w:right w:val="single" w:sz="4" w:space="0" w:color="auto"/>
+            </w:tcBorders>
             <w:hideMark/>
           </w:tcPr>
           <w:p>
@@ -2759,8 +2856,6 @@
               <w:jc w:val="both"/>
               <w:rPr>
                 <w:rFonts w:cs="Times New Roman"/>
-                <w:b/>
-                <w:bCs/>
                 <w:sz w:val="26"/>
                 <w:szCs w:val="26"/>
               </w:rPr>
@@ -2768,8 +2863,6 @@
             <w:r>
               <w:rPr>
                 <w:rFonts w:cs="Times New Roman"/>
-                <w:b/>
-                <w:bCs/>
                 <w:sz w:val="26"/>
                 <w:szCs w:val="26"/>
               </w:rPr>
@@ -2779,7 +2872,13 @@
         </w:tc>
         <w:tc>
           <w:tcPr>
-            <w:tcW w:w="0" w:type="auto"/>
+            <w:tcW w:w="1022" w:type="dxa"/>
+            <w:tcBorders>
+              <w:top w:val="single" w:sz="4" w:space="0" w:color="auto"/>
+              <w:left w:val="single" w:sz="4" w:space="0" w:color="auto"/>
+              <w:bottom w:val="single" w:sz="4" w:space="0" w:color="auto"/>
+              <w:right w:val="single" w:sz="4" w:space="0" w:color="auto"/>
+            </w:tcBorders>
             <w:hideMark/>
           </w:tcPr>
           <w:p>
@@ -2788,8 +2887,6 @@
               <w:jc w:val="both"/>
               <w:rPr>
                 <w:rFonts w:cs="Times New Roman"/>
-                <w:b/>
-                <w:bCs/>
                 <w:sz w:val="26"/>
                 <w:szCs w:val="26"/>
               </w:rPr>
@@ -2797,8 +2894,6 @@
             <w:r>
               <w:rPr>
                 <w:rFonts w:cs="Times New Roman"/>
-                <w:b/>
-                <w:bCs/>
                 <w:sz w:val="26"/>
                 <w:szCs w:val="26"/>
               </w:rPr>
@@ -2808,7 +2903,13 @@
         </w:tc>
         <w:tc>
           <w:tcPr>
-            <w:tcW w:w="0" w:type="auto"/>
+            <w:tcW w:w="3823" w:type="dxa"/>
+            <w:tcBorders>
+              <w:top w:val="single" w:sz="4" w:space="0" w:color="auto"/>
+              <w:left w:val="single" w:sz="4" w:space="0" w:color="auto"/>
+              <w:bottom w:val="single" w:sz="4" w:space="0" w:color="auto"/>
+              <w:right w:val="single" w:sz="4" w:space="0" w:color="auto"/>
+            </w:tcBorders>
             <w:hideMark/>
           </w:tcPr>
           <w:p>
@@ -2817,8 +2918,6 @@
               <w:jc w:val="both"/>
               <w:rPr>
                 <w:rFonts w:cs="Times New Roman"/>
-                <w:b/>
-                <w:bCs/>
                 <w:sz w:val="26"/>
                 <w:szCs w:val="26"/>
               </w:rPr>
@@ -2826,8 +2925,6 @@
             <w:r>
               <w:rPr>
                 <w:rFonts w:cs="Times New Roman"/>
-                <w:b/>
-                <w:bCs/>
                 <w:sz w:val="26"/>
                 <w:szCs w:val="26"/>
               </w:rPr>
@@ -2835,9 +2932,17 @@
             </w:r>
           </w:p>
         </w:tc>
+      </w:tr>
+      <w:tr>
         <w:tc>
           <w:tcPr>
-            <w:tcW w:w="0" w:type="auto"/>
+            <w:tcW w:w="898" w:type="dxa"/>
+            <w:tcBorders>
+              <w:top w:val="single" w:sz="4" w:space="0" w:color="auto"/>
+              <w:left w:val="single" w:sz="4" w:space="0" w:color="auto"/>
+              <w:bottom w:val="single" w:sz="4" w:space="0" w:color="auto"/>
+              <w:right w:val="single" w:sz="4" w:space="0" w:color="auto"/>
+            </w:tcBorders>
             <w:hideMark/>
           </w:tcPr>
           <w:p>
@@ -2846,8 +2951,6 @@
               <w:jc w:val="both"/>
               <w:rPr>
                 <w:rFonts w:cs="Times New Roman"/>
-                <w:b/>
-                <w:bCs/>
                 <w:sz w:val="26"/>
                 <w:szCs w:val="26"/>
               </w:rPr>
@@ -2855,18 +2958,22 @@
             <w:r>
               <w:rPr>
                 <w:rFonts w:cs="Times New Roman"/>
-                <w:b/>
-                <w:bCs/>
                 <w:sz w:val="26"/>
                 <w:szCs w:val="26"/>
               </w:rPr>
-              <w:t>0</w:t>
+              <w:t>5</w:t>
             </w:r>
           </w:p>
         </w:tc>
         <w:tc>
           <w:tcPr>
-            <w:tcW w:w="0" w:type="auto"/>
+            <w:tcW w:w="2199" w:type="dxa"/>
+            <w:tcBorders>
+              <w:top w:val="single" w:sz="4" w:space="0" w:color="auto"/>
+              <w:left w:val="single" w:sz="4" w:space="0" w:color="auto"/>
+              <w:bottom w:val="single" w:sz="4" w:space="0" w:color="auto"/>
+              <w:right w:val="single" w:sz="4" w:space="0" w:color="auto"/>
+            </w:tcBorders>
             <w:hideMark/>
           </w:tcPr>
           <w:p>
@@ -2875,8 +2982,6 @@
               <w:jc w:val="both"/>
               <w:rPr>
                 <w:rFonts w:cs="Times New Roman"/>
-                <w:b/>
-                <w:bCs/>
                 <w:sz w:val="26"/>
                 <w:szCs w:val="26"/>
               </w:rPr>
@@ -2885,190 +2990,6 @@
             <w:r>
               <w:rPr>
                 <w:rFonts w:cs="Times New Roman"/>
-                <w:b/>
-                <w:bCs/>
-                <w:sz w:val="26"/>
-                <w:szCs w:val="26"/>
-              </w:rPr>
-              <w:t>Chạy</w:t>
-            </w:r>
-            <w:proofErr w:type="spellEnd"/>
-            <w:r>
-              <w:rPr>
-                <w:rFonts w:cs="Times New Roman"/>
-                <w:b/>
-                <w:bCs/>
-                <w:sz w:val="26"/>
-                <w:szCs w:val="26"/>
-              </w:rPr>
-              <w:t xml:space="preserve"> </w:t>
-            </w:r>
-            <w:proofErr w:type="spellStart"/>
-            <w:r>
-              <w:rPr>
-                <w:rFonts w:cs="Times New Roman"/>
-                <w:b/>
-                <w:bCs/>
-                <w:sz w:val="26"/>
-                <w:szCs w:val="26"/>
-              </w:rPr>
-              <w:t>thành</w:t>
-            </w:r>
-            <w:proofErr w:type="spellEnd"/>
-            <w:r>
-              <w:rPr>
-                <w:rFonts w:cs="Times New Roman"/>
-                <w:b/>
-                <w:bCs/>
-                <w:sz w:val="26"/>
-                <w:szCs w:val="26"/>
-              </w:rPr>
-              <w:t xml:space="preserve"> </w:t>
-            </w:r>
-            <w:proofErr w:type="spellStart"/>
-            <w:r>
-              <w:rPr>
-                <w:rFonts w:cs="Times New Roman"/>
-                <w:b/>
-                <w:bCs/>
-                <w:sz w:val="26"/>
-                <w:szCs w:val="26"/>
-              </w:rPr>
-              <w:t>công</w:t>
-            </w:r>
-            <w:proofErr w:type="spellEnd"/>
-            <w:r>
-              <w:rPr>
-                <w:rFonts w:cs="Times New Roman"/>
-                <w:b/>
-                <w:bCs/>
-                <w:sz w:val="26"/>
-                <w:szCs w:val="26"/>
-              </w:rPr>
-              <w:t xml:space="preserve"> </w:t>
-            </w:r>
-            <w:proofErr w:type="spellStart"/>
-            <w:r>
-              <w:rPr>
-                <w:rFonts w:cs="Times New Roman"/>
-                <w:b/>
-                <w:bCs/>
-                <w:sz w:val="26"/>
-                <w:szCs w:val="26"/>
-              </w:rPr>
-              <w:t>bộ</w:t>
-            </w:r>
-            <w:proofErr w:type="spellEnd"/>
-            <w:r>
-              <w:rPr>
-                <w:rFonts w:cs="Times New Roman"/>
-                <w:b/>
-                <w:bCs/>
-                <w:sz w:val="26"/>
-                <w:szCs w:val="26"/>
-              </w:rPr>
-              <w:t xml:space="preserve"> Suite </w:t>
-            </w:r>
-            <w:proofErr w:type="spellStart"/>
-            <w:r>
-              <w:rPr>
-                <w:rFonts w:cs="Times New Roman"/>
-                <w:b/>
-                <w:bCs/>
-                <w:sz w:val="26"/>
-                <w:szCs w:val="26"/>
-              </w:rPr>
-              <w:t>gom</w:t>
-            </w:r>
-            <w:proofErr w:type="spellEnd"/>
-            <w:r>
-              <w:rPr>
-                <w:rFonts w:cs="Times New Roman"/>
-                <w:b/>
-                <w:bCs/>
-                <w:sz w:val="26"/>
-                <w:szCs w:val="26"/>
-              </w:rPr>
-              <w:t xml:space="preserve"> </w:t>
-            </w:r>
-            <w:proofErr w:type="spellStart"/>
-            <w:r>
-              <w:rPr>
-                <w:rFonts w:cs="Times New Roman"/>
-                <w:b/>
-                <w:bCs/>
-                <w:sz w:val="26"/>
-                <w:szCs w:val="26"/>
-              </w:rPr>
-              <w:t>nhóm</w:t>
-            </w:r>
-            <w:proofErr w:type="spellEnd"/>
-            <w:r>
-              <w:rPr>
-                <w:rFonts w:cs="Times New Roman"/>
-                <w:b/>
-                <w:bCs/>
-                <w:sz w:val="26"/>
-                <w:szCs w:val="26"/>
-              </w:rPr>
-              <w:t>.</w:t>
-            </w:r>
-          </w:p>
-        </w:tc>
-      </w:tr>
-      <w:tr>
-        <w:tc>
-          <w:tcPr>
-            <w:tcW w:w="0" w:type="auto"/>
-            <w:hideMark/>
-          </w:tcPr>
-          <w:p>
-            <w:pPr>
-              <w:spacing w:after="160" w:line="360" w:lineRule="auto"/>
-              <w:jc w:val="both"/>
-              <w:rPr>
-                <w:rFonts w:cs="Times New Roman"/>
-                <w:b/>
-                <w:bCs/>
-                <w:sz w:val="26"/>
-                <w:szCs w:val="26"/>
-              </w:rPr>
-            </w:pPr>
-            <w:r>
-              <w:rPr>
-                <w:rFonts w:cs="Times New Roman"/>
-                <w:b/>
-                <w:bCs/>
-                <w:sz w:val="26"/>
-                <w:szCs w:val="26"/>
-              </w:rPr>
-              <w:t>3</w:t>
-            </w:r>
-          </w:p>
-        </w:tc>
-        <w:tc>
-          <w:tcPr>
-            <w:tcW w:w="0" w:type="auto"/>
-            <w:hideMark/>
-          </w:tcPr>
-          <w:p>
-            <w:pPr>
-              <w:spacing w:after="160" w:line="360" w:lineRule="auto"/>
-              <w:jc w:val="both"/>
-              <w:rPr>
-                <w:rFonts w:cs="Times New Roman"/>
-                <w:b/>
-                <w:bCs/>
-                <w:sz w:val="26"/>
-                <w:szCs w:val="26"/>
-              </w:rPr>
-            </w:pPr>
-            <w:proofErr w:type="spellStart"/>
-            <w:r>
-              <w:rPr>
-                <w:rFonts w:cs="Times New Roman"/>
-                <w:b/>
-                <w:bCs/>
                 <w:sz w:val="26"/>
                 <w:szCs w:val="26"/>
               </w:rPr>
@@ -3078,18 +2999,22 @@
             <w:r>
               <w:rPr>
                 <w:rFonts w:cs="Times New Roman"/>
-                <w:b/>
-                <w:bCs/>
                 <w:sz w:val="26"/>
                 <w:szCs w:val="26"/>
               </w:rPr>
-              <w:t xml:space="preserve"> 3: Annotations</w:t>
+              <w:t xml:space="preserve"> 5: Job Title</w:t>
             </w:r>
           </w:p>
         </w:tc>
         <w:tc>
           <w:tcPr>
-            <w:tcW w:w="0" w:type="auto"/>
+            <w:tcW w:w="1408" w:type="dxa"/>
+            <w:tcBorders>
+              <w:top w:val="single" w:sz="4" w:space="0" w:color="auto"/>
+              <w:left w:val="single" w:sz="4" w:space="0" w:color="auto"/>
+              <w:bottom w:val="single" w:sz="4" w:space="0" w:color="auto"/>
+              <w:right w:val="single" w:sz="4" w:space="0" w:color="auto"/>
+            </w:tcBorders>
             <w:hideMark/>
           </w:tcPr>
           <w:p>
@@ -3098,8 +3023,6 @@
               <w:jc w:val="both"/>
               <w:rPr>
                 <w:rFonts w:cs="Times New Roman"/>
-                <w:b/>
-                <w:bCs/>
                 <w:sz w:val="26"/>
                 <w:szCs w:val="26"/>
               </w:rPr>
@@ -3107,8 +3030,6 @@
             <w:r>
               <w:rPr>
                 <w:rFonts w:cs="Times New Roman"/>
-                <w:b/>
-                <w:bCs/>
                 <w:sz w:val="26"/>
                 <w:szCs w:val="26"/>
               </w:rPr>
@@ -3118,7 +3039,13 @@
         </w:tc>
         <w:tc>
           <w:tcPr>
-            <w:tcW w:w="0" w:type="auto"/>
+            <w:tcW w:w="1022" w:type="dxa"/>
+            <w:tcBorders>
+              <w:top w:val="single" w:sz="4" w:space="0" w:color="auto"/>
+              <w:left w:val="single" w:sz="4" w:space="0" w:color="auto"/>
+              <w:bottom w:val="single" w:sz="4" w:space="0" w:color="auto"/>
+              <w:right w:val="single" w:sz="4" w:space="0" w:color="auto"/>
+            </w:tcBorders>
             <w:hideMark/>
           </w:tcPr>
           <w:p>
@@ -3127,8 +3054,6 @@
               <w:jc w:val="both"/>
               <w:rPr>
                 <w:rFonts w:cs="Times New Roman"/>
-                <w:b/>
-                <w:bCs/>
                 <w:sz w:val="26"/>
                 <w:szCs w:val="26"/>
               </w:rPr>
@@ -3136,8 +3061,6 @@
             <w:r>
               <w:rPr>
                 <w:rFonts w:cs="Times New Roman"/>
-                <w:b/>
-                <w:bCs/>
                 <w:sz w:val="26"/>
                 <w:szCs w:val="26"/>
               </w:rPr>
@@ -3147,7 +3070,13 @@
         </w:tc>
         <w:tc>
           <w:tcPr>
-            <w:tcW w:w="0" w:type="auto"/>
+            <w:tcW w:w="3823" w:type="dxa"/>
+            <w:tcBorders>
+              <w:top w:val="single" w:sz="4" w:space="0" w:color="auto"/>
+              <w:left w:val="single" w:sz="4" w:space="0" w:color="auto"/>
+              <w:bottom w:val="single" w:sz="4" w:space="0" w:color="auto"/>
+              <w:right w:val="single" w:sz="4" w:space="0" w:color="auto"/>
+            </w:tcBorders>
             <w:hideMark/>
           </w:tcPr>
           <w:p>
@@ -3156,8 +3085,6 @@
               <w:jc w:val="both"/>
               <w:rPr>
                 <w:rFonts w:cs="Times New Roman"/>
-                <w:b/>
-                <w:bCs/>
                 <w:sz w:val="26"/>
                 <w:szCs w:val="26"/>
               </w:rPr>
@@ -3165,18 +3092,24 @@
             <w:r>
               <w:rPr>
                 <w:rFonts w:cs="Times New Roman"/>
-                <w:b/>
-                <w:bCs/>
                 <w:sz w:val="26"/>
                 <w:szCs w:val="26"/>
               </w:rPr>
-              <w:t>0</w:t>
+              <w:t>1</w:t>
             </w:r>
           </w:p>
         </w:tc>
+      </w:tr>
+      <w:tr>
         <w:tc>
           <w:tcPr>
-            <w:tcW w:w="0" w:type="auto"/>
+            <w:tcW w:w="898" w:type="dxa"/>
+            <w:tcBorders>
+              <w:top w:val="single" w:sz="4" w:space="0" w:color="auto"/>
+              <w:left w:val="single" w:sz="4" w:space="0" w:color="auto"/>
+              <w:bottom w:val="single" w:sz="4" w:space="0" w:color="auto"/>
+              <w:right w:val="single" w:sz="4" w:space="0" w:color="auto"/>
+            </w:tcBorders>
             <w:hideMark/>
           </w:tcPr>
           <w:p>
@@ -3185,8 +3118,6 @@
               <w:jc w:val="both"/>
               <w:rPr>
                 <w:rFonts w:cs="Times New Roman"/>
-                <w:b/>
-                <w:bCs/>
                 <w:sz w:val="26"/>
                 <w:szCs w:val="26"/>
               </w:rPr>
@@ -3194,18 +3125,22 @@
             <w:r>
               <w:rPr>
                 <w:rFonts w:cs="Times New Roman"/>
-                <w:b/>
-                <w:bCs/>
                 <w:sz w:val="26"/>
                 <w:szCs w:val="26"/>
               </w:rPr>
-              <w:t>1</w:t>
+              <w:t>6</w:t>
             </w:r>
           </w:p>
         </w:tc>
         <w:tc>
           <w:tcPr>
-            <w:tcW w:w="0" w:type="auto"/>
+            <w:tcW w:w="2199" w:type="dxa"/>
+            <w:tcBorders>
+              <w:top w:val="single" w:sz="4" w:space="0" w:color="auto"/>
+              <w:left w:val="single" w:sz="4" w:space="0" w:color="auto"/>
+              <w:bottom w:val="single" w:sz="4" w:space="0" w:color="auto"/>
+              <w:right w:val="single" w:sz="4" w:space="0" w:color="auto"/>
+            </w:tcBorders>
             <w:hideMark/>
           </w:tcPr>
           <w:p>
@@ -3214,8 +3149,6 @@
               <w:jc w:val="both"/>
               <w:rPr>
                 <w:rFonts w:cs="Times New Roman"/>
-                <w:b/>
-                <w:bCs/>
                 <w:sz w:val="26"/>
                 <w:szCs w:val="26"/>
               </w:rPr>
@@ -3224,190 +3157,6 @@
             <w:r>
               <w:rPr>
                 <w:rFonts w:cs="Times New Roman"/>
-                <w:b/>
-                <w:bCs/>
-                <w:sz w:val="26"/>
-                <w:szCs w:val="26"/>
-              </w:rPr>
-              <w:t>Kiểm</w:t>
-            </w:r>
-            <w:proofErr w:type="spellEnd"/>
-            <w:r>
-              <w:rPr>
-                <w:rFonts w:cs="Times New Roman"/>
-                <w:b/>
-                <w:bCs/>
-                <w:sz w:val="26"/>
-                <w:szCs w:val="26"/>
-              </w:rPr>
-              <w:t xml:space="preserve"> </w:t>
-            </w:r>
-            <w:proofErr w:type="spellStart"/>
-            <w:r>
-              <w:rPr>
-                <w:rFonts w:cs="Times New Roman"/>
-                <w:b/>
-                <w:bCs/>
-                <w:sz w:val="26"/>
-                <w:szCs w:val="26"/>
-              </w:rPr>
-              <w:t>thử</w:t>
-            </w:r>
-            <w:proofErr w:type="spellEnd"/>
-            <w:r>
-              <w:rPr>
-                <w:rFonts w:cs="Times New Roman"/>
-                <w:b/>
-                <w:bCs/>
-                <w:sz w:val="26"/>
-                <w:szCs w:val="26"/>
-              </w:rPr>
-              <w:t xml:space="preserve"> </w:t>
-            </w:r>
-            <w:proofErr w:type="spellStart"/>
-            <w:r>
-              <w:rPr>
-                <w:rFonts w:cs="Times New Roman"/>
-                <w:b/>
-                <w:bCs/>
-                <w:sz w:val="26"/>
-                <w:szCs w:val="26"/>
-              </w:rPr>
-              <w:t>đúng</w:t>
-            </w:r>
-            <w:proofErr w:type="spellEnd"/>
-            <w:r>
-              <w:rPr>
-                <w:rFonts w:cs="Times New Roman"/>
-                <w:b/>
-                <w:bCs/>
-                <w:sz w:val="26"/>
-                <w:szCs w:val="26"/>
-              </w:rPr>
-              <w:t xml:space="preserve"> </w:t>
-            </w:r>
-            <w:proofErr w:type="spellStart"/>
-            <w:r>
-              <w:rPr>
-                <w:rFonts w:cs="Times New Roman"/>
-                <w:b/>
-                <w:bCs/>
-                <w:sz w:val="26"/>
-                <w:szCs w:val="26"/>
-              </w:rPr>
-              <w:t>vòng</w:t>
-            </w:r>
-            <w:proofErr w:type="spellEnd"/>
-            <w:r>
-              <w:rPr>
-                <w:rFonts w:cs="Times New Roman"/>
-                <w:b/>
-                <w:bCs/>
-                <w:sz w:val="26"/>
-                <w:szCs w:val="26"/>
-              </w:rPr>
-              <w:t xml:space="preserve"> </w:t>
-            </w:r>
-            <w:proofErr w:type="spellStart"/>
-            <w:r>
-              <w:rPr>
-                <w:rFonts w:cs="Times New Roman"/>
-                <w:b/>
-                <w:bCs/>
-                <w:sz w:val="26"/>
-                <w:szCs w:val="26"/>
-              </w:rPr>
-              <w:t>đời</w:t>
-            </w:r>
-            <w:proofErr w:type="spellEnd"/>
-            <w:r>
-              <w:rPr>
-                <w:rFonts w:cs="Times New Roman"/>
-                <w:b/>
-                <w:bCs/>
-                <w:sz w:val="26"/>
-                <w:szCs w:val="26"/>
-              </w:rPr>
-              <w:t xml:space="preserve"> Before/After </w:t>
-            </w:r>
-            <w:proofErr w:type="spellStart"/>
-            <w:r>
-              <w:rPr>
-                <w:rFonts w:cs="Times New Roman"/>
-                <w:b/>
-                <w:bCs/>
-                <w:sz w:val="26"/>
-                <w:szCs w:val="26"/>
-              </w:rPr>
-              <w:t>và</w:t>
-            </w:r>
-            <w:proofErr w:type="spellEnd"/>
-            <w:r>
-              <w:rPr>
-                <w:rFonts w:cs="Times New Roman"/>
-                <w:b/>
-                <w:bCs/>
-                <w:sz w:val="26"/>
-                <w:szCs w:val="26"/>
-              </w:rPr>
-              <w:t xml:space="preserve"> Timeout.</w:t>
-            </w:r>
-          </w:p>
-        </w:tc>
-      </w:tr>
-      <w:tr>
-        <w:tc>
-          <w:tcPr>
-            <w:tcW w:w="0" w:type="auto"/>
-            <w:hideMark/>
-          </w:tcPr>
-          <w:p>
-            <w:pPr>
-              <w:spacing w:after="160" w:line="360" w:lineRule="auto"/>
-              <w:jc w:val="both"/>
-              <w:rPr>
-                <w:rFonts w:cs="Times New Roman"/>
-                <w:b/>
-                <w:bCs/>
-                <w:sz w:val="26"/>
-                <w:szCs w:val="26"/>
-              </w:rPr>
-            </w:pPr>
-            <w:r>
-              <w:rPr>
-                <w:rFonts w:cs="Times New Roman"/>
-                <w:b/>
-                <w:bCs/>
-                <w:sz w:val="26"/>
-                <w:szCs w:val="26"/>
-              </w:rPr>
-              <w:t>4</w:t>
-            </w:r>
-          </w:p>
-        </w:tc>
-        <w:tc>
-          <w:tcPr>
-            <w:tcW w:w="0" w:type="auto"/>
-            <w:hideMark/>
-          </w:tcPr>
-          <w:p>
-            <w:pPr>
-              <w:spacing w:after="160" w:line="360" w:lineRule="auto"/>
-              <w:jc w:val="both"/>
-              <w:rPr>
-                <w:rFonts w:cs="Times New Roman"/>
-                <w:b/>
-                <w:bCs/>
-                <w:sz w:val="26"/>
-                <w:szCs w:val="26"/>
-              </w:rPr>
-            </w:pPr>
-            <w:proofErr w:type="spellStart"/>
-            <w:r>
-              <w:rPr>
-                <w:rFonts w:cs="Times New Roman"/>
-                <w:b/>
-                <w:bCs/>
                 <w:sz w:val="26"/>
                 <w:szCs w:val="26"/>
               </w:rPr>
@@ -3417,52 +3166,22 @@
             <w:r>
               <w:rPr>
                 <w:rFonts w:cs="Times New Roman"/>
-                <w:b/>
-                <w:bCs/>
                 <w:sz w:val="26"/>
                 <w:szCs w:val="26"/>
               </w:rPr>
-              <w:t xml:space="preserve"> 4: </w:t>
+              <w:t xml:space="preserve"> 6: User Management</w:t>
             </w:r>
-            <w:proofErr w:type="spellStart"/>
-            <w:r>
-              <w:rPr>
-                <w:rFonts w:cs="Times New Roman"/>
-                <w:b/>
-                <w:bCs/>
-                <w:sz w:val="26"/>
-                <w:szCs w:val="26"/>
-              </w:rPr>
-              <w:t>Tính</w:t>
-            </w:r>
-            <w:proofErr w:type="spellEnd"/>
-            <w:r>
-              <w:rPr>
-                <w:rFonts w:cs="Times New Roman"/>
-                <w:b/>
-                <w:bCs/>
-                <w:sz w:val="26"/>
-                <w:szCs w:val="26"/>
-              </w:rPr>
-              <w:t xml:space="preserve"> </w:t>
-            </w:r>
-            <w:proofErr w:type="spellStart"/>
-            <w:r>
-              <w:rPr>
-                <w:rFonts w:cs="Times New Roman"/>
-                <w:b/>
-                <w:bCs/>
-                <w:sz w:val="26"/>
-                <w:szCs w:val="26"/>
-              </w:rPr>
-              <w:t>tiền</w:t>
-            </w:r>
-            <w:proofErr w:type="spellEnd"/>
           </w:p>
         </w:tc>
         <w:tc>
           <w:tcPr>
-            <w:tcW w:w="0" w:type="auto"/>
+            <w:tcW w:w="1408" w:type="dxa"/>
+            <w:tcBorders>
+              <w:top w:val="single" w:sz="4" w:space="0" w:color="auto"/>
+              <w:left w:val="single" w:sz="4" w:space="0" w:color="auto"/>
+              <w:bottom w:val="single" w:sz="4" w:space="0" w:color="auto"/>
+              <w:right w:val="single" w:sz="4" w:space="0" w:color="auto"/>
+            </w:tcBorders>
             <w:hideMark/>
           </w:tcPr>
           <w:p>
@@ -3471,8 +3190,6 @@
               <w:jc w:val="both"/>
               <w:rPr>
                 <w:rFonts w:cs="Times New Roman"/>
-                <w:b/>
-                <w:bCs/>
                 <w:sz w:val="26"/>
                 <w:szCs w:val="26"/>
               </w:rPr>
@@ -3480,18 +3197,22 @@
             <w:r>
               <w:rPr>
                 <w:rFonts w:cs="Times New Roman"/>
-                <w:b/>
-                <w:bCs/>
                 <w:sz w:val="26"/>
                 <w:szCs w:val="26"/>
               </w:rPr>
-              <w:t>4</w:t>
+              <w:t>6</w:t>
             </w:r>
           </w:p>
         </w:tc>
         <w:tc>
           <w:tcPr>
-            <w:tcW w:w="0" w:type="auto"/>
+            <w:tcW w:w="1022" w:type="dxa"/>
+            <w:tcBorders>
+              <w:top w:val="single" w:sz="4" w:space="0" w:color="auto"/>
+              <w:left w:val="single" w:sz="4" w:space="0" w:color="auto"/>
+              <w:bottom w:val="single" w:sz="4" w:space="0" w:color="auto"/>
+              <w:right w:val="single" w:sz="4" w:space="0" w:color="auto"/>
+            </w:tcBorders>
             <w:hideMark/>
           </w:tcPr>
           <w:p>
@@ -3500,8 +3221,6 @@
               <w:jc w:val="both"/>
               <w:rPr>
                 <w:rFonts w:cs="Times New Roman"/>
-                <w:b/>
-                <w:bCs/>
                 <w:sz w:val="26"/>
                 <w:szCs w:val="26"/>
               </w:rPr>
@@ -3509,346 +3228,6 @@
             <w:r>
               <w:rPr>
                 <w:rFonts w:cs="Times New Roman"/>
-                <w:b/>
-                <w:bCs/>
-                <w:sz w:val="26"/>
-                <w:szCs w:val="26"/>
-              </w:rPr>
-              <w:t>4</w:t>
-            </w:r>
-          </w:p>
-        </w:tc>
-        <w:tc>
-          <w:tcPr>
-            <w:tcW w:w="0" w:type="auto"/>
-            <w:hideMark/>
-          </w:tcPr>
-          <w:p>
-            <w:pPr>
-              <w:spacing w:after="160" w:line="360" w:lineRule="auto"/>
-              <w:jc w:val="both"/>
-              <w:rPr>
-                <w:rFonts w:cs="Times New Roman"/>
-                <w:b/>
-                <w:bCs/>
-                <w:sz w:val="26"/>
-                <w:szCs w:val="26"/>
-              </w:rPr>
-            </w:pPr>
-            <w:r>
-              <w:rPr>
-                <w:rFonts w:cs="Times New Roman"/>
-                <w:b/>
-                <w:bCs/>
-                <w:sz w:val="26"/>
-                <w:szCs w:val="26"/>
-              </w:rPr>
-              <w:t>0</w:t>
-            </w:r>
-          </w:p>
-        </w:tc>
-        <w:tc>
-          <w:tcPr>
-            <w:tcW w:w="0" w:type="auto"/>
-            <w:hideMark/>
-          </w:tcPr>
-          <w:p>
-            <w:pPr>
-              <w:spacing w:after="160" w:line="360" w:lineRule="auto"/>
-              <w:jc w:val="both"/>
-              <w:rPr>
-                <w:rFonts w:cs="Times New Roman"/>
-                <w:b/>
-                <w:bCs/>
-                <w:sz w:val="26"/>
-                <w:szCs w:val="26"/>
-              </w:rPr>
-            </w:pPr>
-            <w:r>
-              <w:rPr>
-                <w:rFonts w:cs="Times New Roman"/>
-                <w:b/>
-                <w:bCs/>
-                <w:sz w:val="26"/>
-                <w:szCs w:val="26"/>
-              </w:rPr>
-              <w:t>0</w:t>
-            </w:r>
-          </w:p>
-        </w:tc>
-        <w:tc>
-          <w:tcPr>
-            <w:tcW w:w="0" w:type="auto"/>
-            <w:hideMark/>
-          </w:tcPr>
-          <w:p>
-            <w:pPr>
-              <w:spacing w:after="160" w:line="360" w:lineRule="auto"/>
-              <w:jc w:val="both"/>
-              <w:rPr>
-                <w:rFonts w:cs="Times New Roman"/>
-                <w:b/>
-                <w:bCs/>
-                <w:sz w:val="26"/>
-                <w:szCs w:val="26"/>
-              </w:rPr>
-            </w:pPr>
-            <w:r>
-              <w:rPr>
-                <w:rFonts w:cs="Times New Roman"/>
-                <w:b/>
-                <w:bCs/>
-                <w:sz w:val="26"/>
-                <w:szCs w:val="26"/>
-              </w:rPr>
-              <w:t xml:space="preserve">Logic </w:t>
-            </w:r>
-            <w:proofErr w:type="spellStart"/>
-            <w:r>
-              <w:rPr>
-                <w:rFonts w:cs="Times New Roman"/>
-                <w:b/>
-                <w:bCs/>
-                <w:sz w:val="26"/>
-                <w:szCs w:val="26"/>
-              </w:rPr>
-              <w:t>tính</w:t>
-            </w:r>
-            <w:proofErr w:type="spellEnd"/>
-            <w:r>
-              <w:rPr>
-                <w:rFonts w:cs="Times New Roman"/>
-                <w:b/>
-                <w:bCs/>
-                <w:sz w:val="26"/>
-                <w:szCs w:val="26"/>
-              </w:rPr>
-              <w:t xml:space="preserve"> </w:t>
-            </w:r>
-            <w:proofErr w:type="spellStart"/>
-            <w:r>
-              <w:rPr>
-                <w:rFonts w:cs="Times New Roman"/>
-                <w:b/>
-                <w:bCs/>
-                <w:sz w:val="26"/>
-                <w:szCs w:val="26"/>
-              </w:rPr>
-              <w:t>tiền</w:t>
-            </w:r>
-            <w:proofErr w:type="spellEnd"/>
-            <w:r>
-              <w:rPr>
-                <w:rFonts w:cs="Times New Roman"/>
-                <w:b/>
-                <w:bCs/>
-                <w:sz w:val="26"/>
-                <w:szCs w:val="26"/>
-              </w:rPr>
-              <w:t xml:space="preserve"> </w:t>
-            </w:r>
-            <w:proofErr w:type="spellStart"/>
-            <w:r>
-              <w:rPr>
-                <w:rFonts w:cs="Times New Roman"/>
-                <w:b/>
-                <w:bCs/>
-                <w:sz w:val="26"/>
-                <w:szCs w:val="26"/>
-              </w:rPr>
-              <w:t>theo</w:t>
-            </w:r>
-            <w:proofErr w:type="spellEnd"/>
-            <w:r>
-              <w:rPr>
-                <w:rFonts w:cs="Times New Roman"/>
-                <w:b/>
-                <w:bCs/>
-                <w:sz w:val="26"/>
-                <w:szCs w:val="26"/>
-              </w:rPr>
-              <w:t xml:space="preserve"> </w:t>
-            </w:r>
-            <w:proofErr w:type="spellStart"/>
-            <w:r>
-              <w:rPr>
-                <w:rFonts w:cs="Times New Roman"/>
-                <w:b/>
-                <w:bCs/>
-                <w:sz w:val="26"/>
-                <w:szCs w:val="26"/>
-              </w:rPr>
-              <w:t>tuổi</w:t>
-            </w:r>
-            <w:proofErr w:type="spellEnd"/>
-            <w:r>
-              <w:rPr>
-                <w:rFonts w:cs="Times New Roman"/>
-                <w:b/>
-                <w:bCs/>
-                <w:sz w:val="26"/>
-                <w:szCs w:val="26"/>
-              </w:rPr>
-              <w:t xml:space="preserve"> </w:t>
-            </w:r>
-            <w:proofErr w:type="spellStart"/>
-            <w:r>
-              <w:rPr>
-                <w:rFonts w:cs="Times New Roman"/>
-                <w:b/>
-                <w:bCs/>
-                <w:sz w:val="26"/>
-                <w:szCs w:val="26"/>
-              </w:rPr>
-              <w:t>và</w:t>
-            </w:r>
-            <w:proofErr w:type="spellEnd"/>
-            <w:r>
-              <w:rPr>
-                <w:rFonts w:cs="Times New Roman"/>
-                <w:b/>
-                <w:bCs/>
-                <w:sz w:val="26"/>
-                <w:szCs w:val="26"/>
-              </w:rPr>
-              <w:t xml:space="preserve"> </w:t>
-            </w:r>
-            <w:proofErr w:type="spellStart"/>
-            <w:r>
-              <w:rPr>
-                <w:rFonts w:cs="Times New Roman"/>
-                <w:b/>
-                <w:bCs/>
-                <w:sz w:val="26"/>
-                <w:szCs w:val="26"/>
-              </w:rPr>
-              <w:t>giới</w:t>
-            </w:r>
-            <w:proofErr w:type="spellEnd"/>
-            <w:r>
-              <w:rPr>
-                <w:rFonts w:cs="Times New Roman"/>
-                <w:b/>
-                <w:bCs/>
-                <w:sz w:val="26"/>
-                <w:szCs w:val="26"/>
-              </w:rPr>
-              <w:t xml:space="preserve"> </w:t>
-            </w:r>
-            <w:proofErr w:type="spellStart"/>
-            <w:r>
-              <w:rPr>
-                <w:rFonts w:cs="Times New Roman"/>
-                <w:b/>
-                <w:bCs/>
-                <w:sz w:val="26"/>
-                <w:szCs w:val="26"/>
-              </w:rPr>
-              <w:t>tính</w:t>
-            </w:r>
-            <w:proofErr w:type="spellEnd"/>
-            <w:r>
-              <w:rPr>
-                <w:rFonts w:cs="Times New Roman"/>
-                <w:b/>
-                <w:bCs/>
-                <w:sz w:val="26"/>
-                <w:szCs w:val="26"/>
-              </w:rPr>
-              <w:t xml:space="preserve"> </w:t>
-            </w:r>
-            <w:proofErr w:type="spellStart"/>
-            <w:r>
-              <w:rPr>
-                <w:rFonts w:cs="Times New Roman"/>
-                <w:b/>
-                <w:bCs/>
-                <w:sz w:val="26"/>
-                <w:szCs w:val="26"/>
-              </w:rPr>
-              <w:t>hoạt</w:t>
-            </w:r>
-            <w:proofErr w:type="spellEnd"/>
-            <w:r>
-              <w:rPr>
-                <w:rFonts w:cs="Times New Roman"/>
-                <w:b/>
-                <w:bCs/>
-                <w:sz w:val="26"/>
-                <w:szCs w:val="26"/>
-              </w:rPr>
-              <w:t xml:space="preserve"> </w:t>
-            </w:r>
-            <w:proofErr w:type="spellStart"/>
-            <w:r>
-              <w:rPr>
-                <w:rFonts w:cs="Times New Roman"/>
-                <w:b/>
-                <w:bCs/>
-                <w:sz w:val="26"/>
-                <w:szCs w:val="26"/>
-              </w:rPr>
-              <w:t>động</w:t>
-            </w:r>
-            <w:proofErr w:type="spellEnd"/>
-            <w:r>
-              <w:rPr>
-                <w:rFonts w:cs="Times New Roman"/>
-                <w:b/>
-                <w:bCs/>
-                <w:sz w:val="26"/>
-                <w:szCs w:val="26"/>
-              </w:rPr>
-              <w:t xml:space="preserve"> </w:t>
-            </w:r>
-            <w:proofErr w:type="spellStart"/>
-            <w:r>
-              <w:rPr>
-                <w:rFonts w:cs="Times New Roman"/>
-                <w:b/>
-                <w:bCs/>
-                <w:sz w:val="26"/>
-                <w:szCs w:val="26"/>
-              </w:rPr>
-              <w:t>đúng</w:t>
-            </w:r>
-            <w:proofErr w:type="spellEnd"/>
-            <w:r>
-              <w:rPr>
-                <w:rFonts w:cs="Times New Roman"/>
-                <w:b/>
-                <w:bCs/>
-                <w:sz w:val="26"/>
-                <w:szCs w:val="26"/>
-              </w:rPr>
-              <w:t>.</w:t>
-            </w:r>
-          </w:p>
-        </w:tc>
-      </w:tr>
-      <w:tr>
-        <w:tc>
-          <w:tcPr>
-            <w:tcW w:w="0" w:type="auto"/>
-            <w:hideMark/>
-          </w:tcPr>
-          <w:p>
-            <w:pPr>
-              <w:spacing w:after="160" w:line="360" w:lineRule="auto"/>
-              <w:jc w:val="both"/>
-              <w:rPr>
-                <w:rFonts w:cs="Times New Roman"/>
-                <w:b/>
-                <w:bCs/>
-                <w:sz w:val="26"/>
-                <w:szCs w:val="26"/>
-              </w:rPr>
-            </w:pPr>
-            <w:r>
-              <w:rPr>
-                <w:rFonts w:cs="Times New Roman"/>
-                <w:b/>
-                <w:bCs/>
                 <w:sz w:val="26"/>
                 <w:szCs w:val="26"/>
               </w:rPr>
@@ -3858,7 +3237,13 @@
         </w:tc>
         <w:tc>
           <w:tcPr>
-            <w:tcW w:w="0" w:type="auto"/>
+            <w:tcW w:w="3823" w:type="dxa"/>
+            <w:tcBorders>
+              <w:top w:val="single" w:sz="4" w:space="0" w:color="auto"/>
+              <w:left w:val="single" w:sz="4" w:space="0" w:color="auto"/>
+              <w:bottom w:val="single" w:sz="4" w:space="0" w:color="auto"/>
+              <w:right w:val="single" w:sz="4" w:space="0" w:color="auto"/>
+            </w:tcBorders>
             <w:hideMark/>
           </w:tcPr>
           <w:p>
@@ -3867,93 +3252,6 @@
               <w:jc w:val="both"/>
               <w:rPr>
                 <w:rFonts w:cs="Times New Roman"/>
-                <w:b/>
-                <w:bCs/>
-                <w:sz w:val="26"/>
-                <w:szCs w:val="26"/>
-              </w:rPr>
-            </w:pPr>
-            <w:proofErr w:type="spellStart"/>
-            <w:r>
-              <w:rPr>
-                <w:rFonts w:cs="Times New Roman"/>
-                <w:b/>
-                <w:bCs/>
-                <w:sz w:val="26"/>
-                <w:szCs w:val="26"/>
-              </w:rPr>
-              <w:t>Bài</w:t>
-            </w:r>
-            <w:proofErr w:type="spellEnd"/>
-            <w:r>
-              <w:rPr>
-                <w:rFonts w:cs="Times New Roman"/>
-                <w:b/>
-                <w:bCs/>
-                <w:sz w:val="26"/>
-                <w:szCs w:val="26"/>
-              </w:rPr>
-              <w:t xml:space="preserve"> 5: </w:t>
-            </w:r>
-            <w:proofErr w:type="spellStart"/>
-            <w:r>
-              <w:rPr>
-                <w:rFonts w:cs="Times New Roman"/>
-                <w:b/>
-                <w:bCs/>
-                <w:sz w:val="26"/>
-                <w:szCs w:val="26"/>
-              </w:rPr>
-              <w:t>Đăng</w:t>
-            </w:r>
-            <w:proofErr w:type="spellEnd"/>
-            <w:r>
-              <w:rPr>
-                <w:rFonts w:cs="Times New Roman"/>
-                <w:b/>
-                <w:bCs/>
-                <w:sz w:val="26"/>
-                <w:szCs w:val="26"/>
-              </w:rPr>
-              <w:t xml:space="preserve"> </w:t>
-            </w:r>
-            <w:proofErr w:type="spellStart"/>
-            <w:r>
-              <w:rPr>
-                <w:rFonts w:cs="Times New Roman"/>
-                <w:b/>
-                <w:bCs/>
-                <w:sz w:val="26"/>
-                <w:szCs w:val="26"/>
-              </w:rPr>
-              <w:t>ký</w:t>
-            </w:r>
-            <w:proofErr w:type="spellEnd"/>
-            <w:r>
-              <w:rPr>
-                <w:rFonts w:cs="Times New Roman"/>
-                <w:b/>
-                <w:bCs/>
-                <w:sz w:val="26"/>
-                <w:szCs w:val="26"/>
-              </w:rPr>
-              <w:t xml:space="preserve"> KH</w:t>
-            </w:r>
-          </w:p>
-        </w:tc>
-        <w:tc>
-          <w:tcPr>
-            <w:tcW w:w="0" w:type="auto"/>
-            <w:hideMark/>
-          </w:tcPr>
-          <w:p>
-            <w:pPr>
-              <w:spacing w:after="160" w:line="360" w:lineRule="auto"/>
-              <w:jc w:val="both"/>
-              <w:rPr>
-                <w:rFonts w:cs="Times New Roman"/>
-                <w:b/>
-                <w:bCs/>
                 <w:sz w:val="26"/>
                 <w:szCs w:val="26"/>
               </w:rPr>
@@ -3961,504 +3259,11 @@
             <w:r>
               <w:rPr>
                 <w:rFonts w:cs="Times New Roman"/>
-                <w:b/>
-                <w:bCs/>
-                <w:sz w:val="26"/>
-                <w:szCs w:val="26"/>
-              </w:rPr>
-              <w:t>13</w:t>
-            </w:r>
-          </w:p>
-        </w:tc>
-        <w:tc>
-          <w:tcPr>
-            <w:tcW w:w="0" w:type="auto"/>
-            <w:hideMark/>
-          </w:tcPr>
-          <w:p>
-            <w:pPr>
-              <w:spacing w:after="160" w:line="360" w:lineRule="auto"/>
-              <w:jc w:val="both"/>
-              <w:rPr>
-                <w:rFonts w:cs="Times New Roman"/>
-                <w:b/>
-                <w:bCs/>
-                <w:sz w:val="26"/>
-                <w:szCs w:val="26"/>
-              </w:rPr>
-            </w:pPr>
-            <w:r>
-              <w:rPr>
-                <w:rFonts w:cs="Times New Roman"/>
-                <w:b/>
-                <w:bCs/>
-                <w:sz w:val="26"/>
-                <w:szCs w:val="26"/>
-              </w:rPr>
-              <w:t>12</w:t>
-            </w:r>
-          </w:p>
-        </w:tc>
-        <w:tc>
-          <w:tcPr>
-            <w:tcW w:w="0" w:type="auto"/>
-            <w:hideMark/>
-          </w:tcPr>
-          <w:p>
-            <w:pPr>
-              <w:spacing w:after="160" w:line="360" w:lineRule="auto"/>
-              <w:jc w:val="both"/>
-              <w:rPr>
-                <w:rFonts w:cs="Times New Roman"/>
-                <w:b/>
-                <w:bCs/>
-                <w:sz w:val="26"/>
-                <w:szCs w:val="26"/>
-              </w:rPr>
-            </w:pPr>
-            <w:r>
-              <w:rPr>
-                <w:rFonts w:cs="Times New Roman"/>
-                <w:b/>
-                <w:bCs/>
                 <w:sz w:val="26"/>
                 <w:szCs w:val="26"/>
               </w:rPr>
               <w:t>1</w:t>
             </w:r>
-          </w:p>
-        </w:tc>
-        <w:tc>
-          <w:tcPr>
-            <w:tcW w:w="0" w:type="auto"/>
-            <w:hideMark/>
-          </w:tcPr>
-          <w:p>
-            <w:pPr>
-              <w:spacing w:after="160" w:line="360" w:lineRule="auto"/>
-              <w:jc w:val="both"/>
-              <w:rPr>
-                <w:rFonts w:cs="Times New Roman"/>
-                <w:b/>
-                <w:bCs/>
-                <w:sz w:val="26"/>
-                <w:szCs w:val="26"/>
-              </w:rPr>
-            </w:pPr>
-            <w:r>
-              <w:rPr>
-                <w:rFonts w:cs="Times New Roman"/>
-                <w:b/>
-                <w:bCs/>
-                <w:sz w:val="26"/>
-                <w:szCs w:val="26"/>
-              </w:rPr>
-              <w:t>0</w:t>
-            </w:r>
-          </w:p>
-        </w:tc>
-        <w:tc>
-          <w:tcPr>
-            <w:tcW w:w="0" w:type="auto"/>
-            <w:hideMark/>
-          </w:tcPr>
-          <w:p>
-            <w:pPr>
-              <w:spacing w:after="160" w:line="360" w:lineRule="auto"/>
-              <w:jc w:val="both"/>
-              <w:rPr>
-                <w:rFonts w:cs="Times New Roman"/>
-                <w:b/>
-                <w:bCs/>
-                <w:sz w:val="26"/>
-                <w:szCs w:val="26"/>
-              </w:rPr>
-            </w:pPr>
-            <w:proofErr w:type="spellStart"/>
-            <w:r>
-              <w:rPr>
-                <w:rFonts w:cs="Times New Roman"/>
-                <w:b/>
-                <w:bCs/>
-                <w:sz w:val="26"/>
-                <w:szCs w:val="26"/>
-              </w:rPr>
-              <w:t>Lỗi</w:t>
-            </w:r>
-            <w:proofErr w:type="spellEnd"/>
-            <w:r>
-              <w:rPr>
-                <w:rFonts w:cs="Times New Roman"/>
-                <w:b/>
-                <w:bCs/>
-                <w:sz w:val="26"/>
-                <w:szCs w:val="26"/>
-              </w:rPr>
-              <w:t xml:space="preserve"> Logic: </w:t>
-            </w:r>
-            <w:proofErr w:type="spellStart"/>
-            <w:r>
-              <w:rPr>
-                <w:rFonts w:cs="Times New Roman"/>
-                <w:b/>
-                <w:bCs/>
-                <w:sz w:val="26"/>
-                <w:szCs w:val="26"/>
-              </w:rPr>
-              <w:t>Chưa</w:t>
-            </w:r>
-            <w:proofErr w:type="spellEnd"/>
-            <w:r>
-              <w:rPr>
-                <w:rFonts w:cs="Times New Roman"/>
-                <w:b/>
-                <w:bCs/>
-                <w:sz w:val="26"/>
-                <w:szCs w:val="26"/>
-              </w:rPr>
-              <w:t xml:space="preserve"> </w:t>
-            </w:r>
-            <w:proofErr w:type="spellStart"/>
-            <w:r>
-              <w:rPr>
-                <w:rFonts w:cs="Times New Roman"/>
-                <w:b/>
-                <w:bCs/>
-                <w:sz w:val="26"/>
-                <w:szCs w:val="26"/>
-              </w:rPr>
-              <w:t>chặn</w:t>
-            </w:r>
-            <w:proofErr w:type="spellEnd"/>
-            <w:r>
-              <w:rPr>
-                <w:rFonts w:cs="Times New Roman"/>
-                <w:b/>
-                <w:bCs/>
-                <w:sz w:val="26"/>
-                <w:szCs w:val="26"/>
-              </w:rPr>
-              <w:t xml:space="preserve"> </w:t>
-            </w:r>
-            <w:proofErr w:type="spellStart"/>
-            <w:r>
-              <w:rPr>
-                <w:rFonts w:cs="Times New Roman"/>
-                <w:b/>
-                <w:bCs/>
-                <w:sz w:val="26"/>
-                <w:szCs w:val="26"/>
-              </w:rPr>
-              <w:t>giới</w:t>
-            </w:r>
-            <w:proofErr w:type="spellEnd"/>
-            <w:r>
-              <w:rPr>
-                <w:rFonts w:cs="Times New Roman"/>
-                <w:b/>
-                <w:bCs/>
-                <w:sz w:val="26"/>
-                <w:szCs w:val="26"/>
-              </w:rPr>
-              <w:t xml:space="preserve"> </w:t>
-            </w:r>
-            <w:proofErr w:type="spellStart"/>
-            <w:r>
-              <w:rPr>
-                <w:rFonts w:cs="Times New Roman"/>
-                <w:b/>
-                <w:bCs/>
-                <w:sz w:val="26"/>
-                <w:szCs w:val="26"/>
-              </w:rPr>
-              <w:t>hạn</w:t>
-            </w:r>
-            <w:proofErr w:type="spellEnd"/>
-            <w:r>
-              <w:rPr>
-                <w:rFonts w:cs="Times New Roman"/>
-                <w:b/>
-                <w:bCs/>
-                <w:sz w:val="26"/>
-                <w:szCs w:val="26"/>
-              </w:rPr>
-              <w:t xml:space="preserve"> </w:t>
-            </w:r>
-            <w:proofErr w:type="spellStart"/>
-            <w:r>
-              <w:rPr>
-                <w:rFonts w:cs="Times New Roman"/>
-                <w:b/>
-                <w:bCs/>
-                <w:sz w:val="26"/>
-                <w:szCs w:val="26"/>
-              </w:rPr>
-              <w:t>tuổi</w:t>
-            </w:r>
-            <w:proofErr w:type="spellEnd"/>
-            <w:r>
-              <w:rPr>
-                <w:rFonts w:cs="Times New Roman"/>
-                <w:b/>
-                <w:bCs/>
-                <w:sz w:val="26"/>
-                <w:szCs w:val="26"/>
-              </w:rPr>
-              <w:t xml:space="preserve"> </w:t>
-            </w:r>
-            <w:proofErr w:type="spellStart"/>
-            <w:r>
-              <w:rPr>
-                <w:rFonts w:cs="Times New Roman"/>
-                <w:b/>
-                <w:bCs/>
-                <w:sz w:val="26"/>
-                <w:szCs w:val="26"/>
-              </w:rPr>
-              <w:t>trần</w:t>
-            </w:r>
-            <w:proofErr w:type="spellEnd"/>
-            <w:r>
-              <w:rPr>
-                <w:rFonts w:cs="Times New Roman"/>
-                <w:b/>
-                <w:bCs/>
-                <w:sz w:val="26"/>
-                <w:szCs w:val="26"/>
-              </w:rPr>
-              <w:t xml:space="preserve"> (Max Age).</w:t>
-            </w:r>
-          </w:p>
-        </w:tc>
-      </w:tr>
-      <w:tr>
-        <w:tc>
-          <w:tcPr>
-            <w:tcW w:w="0" w:type="auto"/>
-            <w:hideMark/>
-          </w:tcPr>
-          <w:p>
-            <w:pPr>
-              <w:spacing w:after="160" w:line="360" w:lineRule="auto"/>
-              <w:jc w:val="both"/>
-              <w:rPr>
-                <w:rFonts w:cs="Times New Roman"/>
-                <w:b/>
-                <w:bCs/>
-                <w:sz w:val="26"/>
-                <w:szCs w:val="26"/>
-              </w:rPr>
-            </w:pPr>
-            <w:proofErr w:type="spellStart"/>
-            <w:r>
-              <w:rPr>
-                <w:rFonts w:cs="Times New Roman"/>
-                <w:b/>
-                <w:bCs/>
-                <w:sz w:val="26"/>
-                <w:szCs w:val="26"/>
-              </w:rPr>
-              <w:t>Tổng</w:t>
-            </w:r>
-            <w:proofErr w:type="spellEnd"/>
-          </w:p>
-        </w:tc>
-        <w:tc>
-          <w:tcPr>
-            <w:tcW w:w="0" w:type="auto"/>
-            <w:hideMark/>
-          </w:tcPr>
-          <w:p>
-            <w:pPr>
-              <w:spacing w:after="160" w:line="360" w:lineRule="auto"/>
-              <w:jc w:val="both"/>
-              <w:rPr>
-                <w:rFonts w:cs="Times New Roman"/>
-                <w:b/>
-                <w:bCs/>
-                <w:sz w:val="26"/>
-                <w:szCs w:val="26"/>
-              </w:rPr>
-            </w:pPr>
-            <w:proofErr w:type="spellStart"/>
-            <w:r>
-              <w:rPr>
-                <w:rFonts w:cs="Times New Roman"/>
-                <w:b/>
-                <w:bCs/>
-                <w:sz w:val="26"/>
-                <w:szCs w:val="26"/>
-              </w:rPr>
-              <w:t>Toàn</w:t>
-            </w:r>
-            <w:proofErr w:type="spellEnd"/>
-            <w:r>
-              <w:rPr>
-                <w:rFonts w:cs="Times New Roman"/>
-                <w:b/>
-                <w:bCs/>
-                <w:sz w:val="26"/>
-                <w:szCs w:val="26"/>
-              </w:rPr>
-              <w:t xml:space="preserve"> </w:t>
-            </w:r>
-            <w:proofErr w:type="spellStart"/>
-            <w:r>
-              <w:rPr>
-                <w:rFonts w:cs="Times New Roman"/>
-                <w:b/>
-                <w:bCs/>
-                <w:sz w:val="26"/>
-                <w:szCs w:val="26"/>
-              </w:rPr>
-              <w:t>bộ</w:t>
-            </w:r>
-            <w:proofErr w:type="spellEnd"/>
-            <w:r>
-              <w:rPr>
-                <w:rFonts w:cs="Times New Roman"/>
-                <w:b/>
-                <w:bCs/>
-                <w:sz w:val="26"/>
-                <w:szCs w:val="26"/>
-              </w:rPr>
-              <w:t xml:space="preserve"> Lab 5</w:t>
-            </w:r>
-          </w:p>
-        </w:tc>
-        <w:tc>
-          <w:tcPr>
-            <w:tcW w:w="0" w:type="auto"/>
-            <w:hideMark/>
-          </w:tcPr>
-          <w:p>
-            <w:pPr>
-              <w:spacing w:after="160" w:line="360" w:lineRule="auto"/>
-              <w:jc w:val="both"/>
-              <w:rPr>
-                <w:rFonts w:cs="Times New Roman"/>
-                <w:b/>
-                <w:bCs/>
-                <w:sz w:val="26"/>
-                <w:szCs w:val="26"/>
-              </w:rPr>
-            </w:pPr>
-            <w:r>
-              <w:rPr>
-                <w:rFonts w:cs="Times New Roman"/>
-                <w:b/>
-                <w:bCs/>
-                <w:sz w:val="26"/>
-                <w:szCs w:val="26"/>
-              </w:rPr>
-              <w:t>30</w:t>
-            </w:r>
-          </w:p>
-        </w:tc>
-        <w:tc>
-          <w:tcPr>
-            <w:tcW w:w="0" w:type="auto"/>
-            <w:hideMark/>
-          </w:tcPr>
-          <w:p>
-            <w:pPr>
-              <w:spacing w:after="160" w:line="360" w:lineRule="auto"/>
-              <w:jc w:val="both"/>
-              <w:rPr>
-                <w:rFonts w:cs="Times New Roman"/>
-                <w:b/>
-                <w:bCs/>
-                <w:sz w:val="26"/>
-                <w:szCs w:val="26"/>
-              </w:rPr>
-            </w:pPr>
-            <w:r>
-              <w:rPr>
-                <w:rFonts w:cs="Times New Roman"/>
-                <w:b/>
-                <w:bCs/>
-                <w:sz w:val="26"/>
-                <w:szCs w:val="26"/>
-              </w:rPr>
-              <w:t>27</w:t>
-            </w:r>
-          </w:p>
-        </w:tc>
-        <w:tc>
-          <w:tcPr>
-            <w:tcW w:w="0" w:type="auto"/>
-            <w:hideMark/>
-          </w:tcPr>
-          <w:p>
-            <w:pPr>
-              <w:spacing w:after="160" w:line="360" w:lineRule="auto"/>
-              <w:jc w:val="both"/>
-              <w:rPr>
-                <w:rFonts w:cs="Times New Roman"/>
-                <w:b/>
-                <w:bCs/>
-                <w:sz w:val="26"/>
-                <w:szCs w:val="26"/>
-              </w:rPr>
-            </w:pPr>
-            <w:r>
-              <w:rPr>
-                <w:rFonts w:cs="Times New Roman"/>
-                <w:b/>
-                <w:bCs/>
-                <w:sz w:val="26"/>
-                <w:szCs w:val="26"/>
-              </w:rPr>
-              <w:t>1</w:t>
-            </w:r>
-          </w:p>
-        </w:tc>
-        <w:tc>
-          <w:tcPr>
-            <w:tcW w:w="0" w:type="auto"/>
-            <w:hideMark/>
-          </w:tcPr>
-          <w:p>
-            <w:pPr>
-              <w:spacing w:after="160" w:line="360" w:lineRule="auto"/>
-              <w:jc w:val="both"/>
-              <w:rPr>
-                <w:rFonts w:cs="Times New Roman"/>
-                <w:b/>
-                <w:bCs/>
-                <w:sz w:val="26"/>
-                <w:szCs w:val="26"/>
-              </w:rPr>
-            </w:pPr>
-            <w:r>
-              <w:rPr>
-                <w:rFonts w:cs="Times New Roman"/>
-                <w:b/>
-                <w:bCs/>
-                <w:sz w:val="26"/>
-                <w:szCs w:val="26"/>
-              </w:rPr>
-              <w:t>2</w:t>
-            </w:r>
-          </w:p>
-        </w:tc>
-        <w:tc>
-          <w:tcPr>
-            <w:tcW w:w="0" w:type="auto"/>
-            <w:hideMark/>
-          </w:tcPr>
-          <w:p>
-            <w:pPr>
-              <w:spacing w:after="160" w:line="360" w:lineRule="auto"/>
-              <w:jc w:val="both"/>
-              <w:rPr>
-                <w:rFonts w:cs="Times New Roman"/>
-                <w:b/>
-                <w:bCs/>
-                <w:sz w:val="26"/>
-                <w:szCs w:val="26"/>
-              </w:rPr>
-            </w:pPr>
           </w:p>
         </w:tc>
       </w:tr>
